--- a/mi-proyecto/insuretech.docx
+++ b/mi-proyecto/insuretech.docx
@@ -1936,6 +1936,1697 @@
           <w:lang w:val="es-ES"/>
         </w:rPr>
         <w:t xml:space="preserve"> listo para vender</w:t>
+      </w:r>
+    </w:p>
+    <w:p>
+      <w:pPr>
+        <w:rPr>
+          <w:lang w:val="es-ES"/>
+        </w:rPr>
+      </w:pPr>
+      <w:r>
+        <w:rPr>
+          <w:lang w:val="es-ES"/>
+        </w:rPr>
+        <w:t>**-*--*</w:t>
+      </w:r>
+    </w:p>
+    <w:p>
+      <w:pPr>
+        <w:spacing w:before="100" w:beforeAutospacing="1" w:after="0" w:line="240" w:lineRule="auto"/>
+        <w:rPr>
+          <w:rFonts w:ascii="Times New Roman" w:eastAsia="Times New Roman" w:hAnsi="Times New Roman" w:cs="Times New Roman"/>
+          <w:color w:val="1F1F1F"/>
+          <w:sz w:val="24"/>
+          <w:szCs w:val="24"/>
+          <w:lang w:val="es-ES"/>
+        </w:rPr>
+      </w:pPr>
+      <w:r>
+        <w:rPr>
+          <w:rFonts w:ascii="Times New Roman" w:eastAsia="Times New Roman" w:hAnsi="Times New Roman" w:cs="Times New Roman"/>
+          <w:color w:val="1F1F1F"/>
+          <w:sz w:val="24"/>
+          <w:szCs w:val="24"/>
+          <w:lang w:val="es-ES"/>
+        </w:rPr>
+        <w:t xml:space="preserve">¡Absolutamente! De hecho, en el mundo de los seguros y el modelo SaaS que estás construyendo, lo que sucede </w:t>
+      </w:r>
+      <w:r>
+        <w:rPr>
+          <w:rFonts w:ascii="Times New Roman" w:eastAsia="Times New Roman" w:hAnsi="Times New Roman" w:cs="Times New Roman"/>
+          <w:b/>
+          <w:bCs/>
+          <w:color w:val="1F1F1F"/>
+          <w:sz w:val="24"/>
+          <w:szCs w:val="24"/>
+          <w:bdr w:val="none" w:sz="0" w:space="0" w:color="auto" w:frame="1"/>
+          <w:lang w:val="es-ES"/>
+        </w:rPr>
+        <w:t>después de la postventa</w:t>
+      </w:r>
+      <w:r>
+        <w:rPr>
+          <w:rFonts w:ascii="Times New Roman" w:eastAsia="Times New Roman" w:hAnsi="Times New Roman" w:cs="Times New Roman"/>
+          <w:color w:val="1F1F1F"/>
+          <w:sz w:val="24"/>
+          <w:szCs w:val="24"/>
+          <w:lang w:val="es-ES"/>
+        </w:rPr>
+        <w:t xml:space="preserve"> es lo que diferencia a un "vendedor de pólizas" de una </w:t>
+      </w:r>
+      <w:r>
+        <w:rPr>
+          <w:rFonts w:ascii="Times New Roman" w:eastAsia="Times New Roman" w:hAnsi="Times New Roman" w:cs="Times New Roman"/>
+          <w:b/>
+          <w:bCs/>
+          <w:color w:val="1F1F1F"/>
+          <w:sz w:val="24"/>
+          <w:szCs w:val="24"/>
+          <w:bdr w:val="none" w:sz="0" w:space="0" w:color="auto" w:frame="1"/>
+          <w:lang w:val="es-ES"/>
+        </w:rPr>
+        <w:t>"agencia de asesoría integral"</w:t>
+      </w:r>
+      <w:r>
+        <w:rPr>
+          <w:rFonts w:ascii="Times New Roman" w:eastAsia="Times New Roman" w:hAnsi="Times New Roman" w:cs="Times New Roman"/>
+          <w:color w:val="1F1F1F"/>
+          <w:sz w:val="24"/>
+          <w:szCs w:val="24"/>
+          <w:lang w:val="es-ES"/>
+        </w:rPr>
+        <w:t>.</w:t>
+      </w:r>
+    </w:p>
+    <w:p>
+      <w:pPr>
+        <w:spacing w:before="100" w:beforeAutospacing="1" w:after="0" w:line="240" w:lineRule="auto"/>
+        <w:rPr>
+          <w:rFonts w:ascii="Times New Roman" w:eastAsia="Times New Roman" w:hAnsi="Times New Roman" w:cs="Times New Roman"/>
+          <w:color w:val="1F1F1F"/>
+          <w:sz w:val="24"/>
+          <w:szCs w:val="24"/>
+          <w:lang w:val="es-ES"/>
+        </w:rPr>
+      </w:pPr>
+      <w:r>
+        <w:rPr>
+          <w:rFonts w:ascii="Times New Roman" w:eastAsia="Times New Roman" w:hAnsi="Times New Roman" w:cs="Times New Roman"/>
+          <w:color w:val="1F1F1F"/>
+          <w:sz w:val="24"/>
+          <w:szCs w:val="24"/>
+          <w:lang w:val="es-ES"/>
+        </w:rPr>
+        <w:t xml:space="preserve">Integrar acciones extra después de la postventa no solo forma parte del workflow, sino que es el corazón de la </w:t>
+      </w:r>
+      <w:r>
+        <w:rPr>
+          <w:rFonts w:ascii="Times New Roman" w:eastAsia="Times New Roman" w:hAnsi="Times New Roman" w:cs="Times New Roman"/>
+          <w:b/>
+          <w:bCs/>
+          <w:color w:val="1F1F1F"/>
+          <w:sz w:val="24"/>
+          <w:szCs w:val="24"/>
+          <w:bdr w:val="none" w:sz="0" w:space="0" w:color="auto" w:frame="1"/>
+          <w:lang w:val="es-ES"/>
+        </w:rPr>
+        <w:t>fidelización (LTV - Lifetime Value)</w:t>
+      </w:r>
+      <w:r>
+        <w:rPr>
+          <w:rFonts w:ascii="Times New Roman" w:eastAsia="Times New Roman" w:hAnsi="Times New Roman" w:cs="Times New Roman"/>
+          <w:color w:val="1F1F1F"/>
+          <w:sz w:val="24"/>
+          <w:szCs w:val="24"/>
+          <w:lang w:val="es-ES"/>
+        </w:rPr>
+        <w:t xml:space="preserve">. Aquí te doy ideas de cómo integrarlo a tu esquema de Supabase y al flujo del </w:t>
+      </w:r>
+      <w:r>
+        <w:rPr>
+          <w:rFonts w:ascii="Courier New" w:eastAsia="Times New Roman" w:hAnsi="Courier New" w:cs="Courier New"/>
+          <w:color w:val="444746"/>
+          <w:sz w:val="20"/>
+          <w:szCs w:val="20"/>
+          <w:bdr w:val="none" w:sz="0" w:space="0" w:color="auto" w:frame="1"/>
+          <w:lang w:val="es-ES"/>
+        </w:rPr>
+        <w:t>.md</w:t>
+      </w:r>
+      <w:r>
+        <w:rPr>
+          <w:rFonts w:ascii="Times New Roman" w:eastAsia="Times New Roman" w:hAnsi="Times New Roman" w:cs="Times New Roman"/>
+          <w:color w:val="1F1F1F"/>
+          <w:sz w:val="24"/>
+          <w:szCs w:val="24"/>
+          <w:lang w:val="es-ES"/>
+        </w:rPr>
+        <w:t>:</w:t>
+      </w:r>
+    </w:p>
+    <w:p>
+      <w:pPr>
+        <w:spacing w:before="100" w:beforeAutospacing="1" w:after="120" w:line="240" w:lineRule="auto"/>
+        <w:outlineLvl w:val="2"/>
+        <w:rPr>
+          <w:rFonts w:ascii="Times New Roman" w:eastAsia="Times New Roman" w:hAnsi="Times New Roman" w:cs="Times New Roman"/>
+          <w:b/>
+          <w:bCs/>
+          <w:color w:val="1F1F1F"/>
+          <w:sz w:val="27"/>
+          <w:szCs w:val="27"/>
+          <w:lang w:val="es-ES"/>
+        </w:rPr>
+      </w:pPr>
+      <w:r>
+        <w:rPr>
+          <w:rFonts w:ascii="Times New Roman" w:eastAsia="Times New Roman" w:hAnsi="Times New Roman" w:cs="Times New Roman"/>
+          <w:b/>
+          <w:bCs/>
+          <w:color w:val="1F1F1F"/>
+          <w:sz w:val="27"/>
+          <w:szCs w:val="27"/>
+          <w:lang w:val="es-ES"/>
+        </w:rPr>
+        <w:t>1. Upselling y Cross-selling (Nuevas Cotizaciones)</w:t>
+      </w:r>
+    </w:p>
+    <w:p>
+      <w:pPr>
+        <w:spacing w:before="100" w:beforeAutospacing="1" w:after="150" w:line="240" w:lineRule="auto"/>
+        <w:rPr>
+          <w:rFonts w:ascii="Times New Roman" w:eastAsia="Times New Roman" w:hAnsi="Times New Roman" w:cs="Times New Roman"/>
+          <w:color w:val="1F1F1F"/>
+          <w:sz w:val="24"/>
+          <w:szCs w:val="24"/>
+          <w:lang w:val="es-ES"/>
+        </w:rPr>
+      </w:pPr>
+      <w:r>
+        <w:rPr>
+          <w:rFonts w:ascii="Times New Roman" w:eastAsia="Times New Roman" w:hAnsi="Times New Roman" w:cs="Times New Roman"/>
+          <w:color w:val="1F1F1F"/>
+          <w:sz w:val="24"/>
+          <w:szCs w:val="24"/>
+          <w:lang w:val="es-ES"/>
+        </w:rPr>
+        <w:t>El workflow no termina en la renovación; se ramifica. Un cliente que ya te compró un seguro de auto es el mejor candidato para un seguro de hogar o de vida.</w:t>
+      </w:r>
+    </w:p>
+    <w:p>
+      <w:pPr>
+        <w:numPr>
+          <w:ilvl w:val="0"/>
+          <w:numId w:val="13"/>
+        </w:numPr>
+        <w:spacing w:before="100" w:beforeAutospacing="1" w:after="0" w:line="240" w:lineRule="auto"/>
+        <w:ind w:left="0"/>
+        <w:rPr>
+          <w:rFonts w:ascii="Times New Roman" w:eastAsia="Times New Roman" w:hAnsi="Times New Roman" w:cs="Times New Roman"/>
+          <w:color w:val="1F1F1F"/>
+          <w:sz w:val="24"/>
+          <w:szCs w:val="24"/>
+          <w:lang w:val="es-ES"/>
+        </w:rPr>
+      </w:pPr>
+      <w:r>
+        <w:rPr>
+          <w:rFonts w:ascii="Times New Roman" w:eastAsia="Times New Roman" w:hAnsi="Times New Roman" w:cs="Times New Roman"/>
+          <w:b/>
+          <w:bCs/>
+          <w:color w:val="1F1F1F"/>
+          <w:sz w:val="24"/>
+          <w:szCs w:val="24"/>
+          <w:bdr w:val="none" w:sz="0" w:space="0" w:color="auto" w:frame="1"/>
+          <w:lang w:val="es-ES"/>
+        </w:rPr>
+        <w:t>Acción:</w:t>
+      </w:r>
+      <w:r>
+        <w:rPr>
+          <w:rFonts w:ascii="Times New Roman" w:eastAsia="Times New Roman" w:hAnsi="Times New Roman" w:cs="Times New Roman"/>
+          <w:color w:val="1F1F1F"/>
+          <w:sz w:val="24"/>
+          <w:szCs w:val="24"/>
+          <w:lang w:val="es-ES"/>
+        </w:rPr>
+        <w:t xml:space="preserve"> Botón de "Sugerir Producto Complementario".</w:t>
+      </w:r>
+    </w:p>
+    <w:p>
+      <w:pPr>
+        <w:numPr>
+          <w:ilvl w:val="0"/>
+          <w:numId w:val="13"/>
+        </w:numPr>
+        <w:spacing w:before="100" w:beforeAutospacing="1" w:after="0" w:line="240" w:lineRule="auto"/>
+        <w:ind w:left="0"/>
+        <w:rPr>
+          <w:rFonts w:ascii="Times New Roman" w:eastAsia="Times New Roman" w:hAnsi="Times New Roman" w:cs="Times New Roman"/>
+          <w:color w:val="1F1F1F"/>
+          <w:sz w:val="24"/>
+          <w:szCs w:val="24"/>
+          <w:lang w:val="es-ES"/>
+        </w:rPr>
+      </w:pPr>
+      <w:r>
+        <w:rPr>
+          <w:rFonts w:ascii="Times New Roman" w:eastAsia="Times New Roman" w:hAnsi="Times New Roman" w:cs="Times New Roman"/>
+          <w:b/>
+          <w:bCs/>
+          <w:color w:val="1F1F1F"/>
+          <w:sz w:val="24"/>
+          <w:szCs w:val="24"/>
+          <w:bdr w:val="none" w:sz="0" w:space="0" w:color="auto" w:frame="1"/>
+          <w:lang w:val="es-ES"/>
+        </w:rPr>
+        <w:t>Workflow:</w:t>
+      </w:r>
+      <w:r>
+        <w:rPr>
+          <w:rFonts w:ascii="Times New Roman" w:eastAsia="Times New Roman" w:hAnsi="Times New Roman" w:cs="Times New Roman"/>
+          <w:color w:val="1F1F1F"/>
+          <w:sz w:val="24"/>
+          <w:szCs w:val="24"/>
+          <w:lang w:val="es-ES"/>
+        </w:rPr>
+        <w:t xml:space="preserve"> Al marcar un cliente en </w:t>
+      </w:r>
+      <w:r>
+        <w:rPr>
+          <w:rFonts w:ascii="Courier New" w:eastAsia="Times New Roman" w:hAnsi="Courier New" w:cs="Courier New"/>
+          <w:color w:val="444746"/>
+          <w:sz w:val="20"/>
+          <w:szCs w:val="20"/>
+          <w:bdr w:val="none" w:sz="0" w:space="0" w:color="auto" w:frame="1"/>
+          <w:lang w:val="es-ES"/>
+        </w:rPr>
+        <w:t>Postventa</w:t>
+      </w:r>
+      <w:r>
+        <w:rPr>
+          <w:rFonts w:ascii="Times New Roman" w:eastAsia="Times New Roman" w:hAnsi="Times New Roman" w:cs="Times New Roman"/>
+          <w:color w:val="1F1F1F"/>
+          <w:sz w:val="24"/>
+          <w:szCs w:val="24"/>
+          <w:lang w:val="es-ES"/>
+        </w:rPr>
+        <w:t xml:space="preserve">, el sistema puede generar una </w:t>
+      </w:r>
+      <w:r>
+        <w:rPr>
+          <w:rFonts w:ascii="Times New Roman" w:eastAsia="Times New Roman" w:hAnsi="Times New Roman" w:cs="Times New Roman"/>
+          <w:b/>
+          <w:bCs/>
+          <w:color w:val="1F1F1F"/>
+          <w:sz w:val="24"/>
+          <w:szCs w:val="24"/>
+          <w:bdr w:val="none" w:sz="0" w:space="0" w:color="auto" w:frame="1"/>
+          <w:lang w:val="es-ES"/>
+        </w:rPr>
+        <w:t>Tarea Automática</w:t>
+      </w:r>
+      <w:r>
+        <w:rPr>
+          <w:rFonts w:ascii="Times New Roman" w:eastAsia="Times New Roman" w:hAnsi="Times New Roman" w:cs="Times New Roman"/>
+          <w:color w:val="1F1F1F"/>
+          <w:sz w:val="24"/>
+          <w:szCs w:val="24"/>
+          <w:lang w:val="es-ES"/>
+        </w:rPr>
+        <w:t xml:space="preserve"> a los 3 meses: </w:t>
+      </w:r>
+      <w:r>
+        <w:rPr>
+          <w:rFonts w:ascii="Times New Roman" w:eastAsia="Times New Roman" w:hAnsi="Times New Roman" w:cs="Times New Roman"/>
+          <w:i/>
+          <w:iCs/>
+          <w:color w:val="1F1F1F"/>
+          <w:sz w:val="24"/>
+          <w:szCs w:val="24"/>
+          <w:bdr w:val="none" w:sz="0" w:space="0" w:color="auto" w:frame="1"/>
+          <w:lang w:val="es-ES"/>
+        </w:rPr>
+        <w:t>"Llamar a [Nombre] para ofrecer Seguro de Vida con descuento por ser cliente de Auto"</w:t>
+      </w:r>
+      <w:r>
+        <w:rPr>
+          <w:rFonts w:ascii="Times New Roman" w:eastAsia="Times New Roman" w:hAnsi="Times New Roman" w:cs="Times New Roman"/>
+          <w:color w:val="1F1F1F"/>
+          <w:sz w:val="24"/>
+          <w:szCs w:val="24"/>
+          <w:lang w:val="es-ES"/>
+        </w:rPr>
+        <w:t>.</w:t>
+      </w:r>
+    </w:p>
+    <w:p>
+      <w:pPr>
+        <w:numPr>
+          <w:ilvl w:val="0"/>
+          <w:numId w:val="13"/>
+        </w:numPr>
+        <w:spacing w:before="100" w:beforeAutospacing="1" w:after="0" w:line="240" w:lineRule="auto"/>
+        <w:ind w:left="0"/>
+        <w:rPr>
+          <w:rFonts w:ascii="Times New Roman" w:eastAsia="Times New Roman" w:hAnsi="Times New Roman" w:cs="Times New Roman"/>
+          <w:color w:val="1F1F1F"/>
+          <w:sz w:val="24"/>
+          <w:szCs w:val="24"/>
+          <w:lang w:val="es-ES"/>
+        </w:rPr>
+      </w:pPr>
+      <w:r>
+        <w:rPr>
+          <w:rFonts w:ascii="Times New Roman" w:eastAsia="Times New Roman" w:hAnsi="Times New Roman" w:cs="Times New Roman"/>
+          <w:b/>
+          <w:bCs/>
+          <w:color w:val="1F1F1F"/>
+          <w:sz w:val="24"/>
+          <w:szCs w:val="24"/>
+          <w:bdr w:val="none" w:sz="0" w:space="0" w:color="auto" w:frame="1"/>
+          <w:lang w:val="es-ES"/>
+        </w:rPr>
+        <w:t>Plus:</w:t>
+      </w:r>
+      <w:r>
+        <w:rPr>
+          <w:rFonts w:ascii="Times New Roman" w:eastAsia="Times New Roman" w:hAnsi="Times New Roman" w:cs="Times New Roman"/>
+          <w:color w:val="1F1F1F"/>
+          <w:sz w:val="24"/>
+          <w:szCs w:val="24"/>
+          <w:lang w:val="es-ES"/>
+        </w:rPr>
+        <w:t xml:space="preserve"> Enviar una cotización pre-llenada con los datos que ya tienes en la tabla </w:t>
+      </w:r>
+      <w:r>
+        <w:rPr>
+          <w:rFonts w:ascii="Courier New" w:eastAsia="Times New Roman" w:hAnsi="Courier New" w:cs="Courier New"/>
+          <w:color w:val="444746"/>
+          <w:sz w:val="20"/>
+          <w:szCs w:val="20"/>
+          <w:bdr w:val="none" w:sz="0" w:space="0" w:color="auto" w:frame="1"/>
+          <w:lang w:val="es-ES"/>
+        </w:rPr>
+        <w:t>clients</w:t>
+      </w:r>
+      <w:r>
+        <w:rPr>
+          <w:rFonts w:ascii="Times New Roman" w:eastAsia="Times New Roman" w:hAnsi="Times New Roman" w:cs="Times New Roman"/>
+          <w:color w:val="1F1F1F"/>
+          <w:sz w:val="24"/>
+          <w:szCs w:val="24"/>
+          <w:lang w:val="es-ES"/>
+        </w:rPr>
+        <w:t>.</w:t>
+      </w:r>
+    </w:p>
+    <w:p>
+      <w:pPr>
+        <w:spacing w:before="100" w:beforeAutospacing="1" w:after="120" w:line="240" w:lineRule="auto"/>
+        <w:outlineLvl w:val="2"/>
+        <w:rPr>
+          <w:rFonts w:ascii="Times New Roman" w:eastAsia="Times New Roman" w:hAnsi="Times New Roman" w:cs="Times New Roman"/>
+          <w:b/>
+          <w:bCs/>
+          <w:color w:val="1F1F1F"/>
+          <w:sz w:val="27"/>
+          <w:szCs w:val="27"/>
+          <w:lang w:val="es-ES"/>
+        </w:rPr>
+      </w:pPr>
+      <w:r>
+        <w:rPr>
+          <w:rFonts w:ascii="Times New Roman" w:eastAsia="Times New Roman" w:hAnsi="Times New Roman" w:cs="Times New Roman"/>
+          <w:b/>
+          <w:bCs/>
+          <w:color w:val="1F1F1F"/>
+          <w:sz w:val="27"/>
+          <w:szCs w:val="27"/>
+          <w:lang w:val="es-ES"/>
+        </w:rPr>
+        <w:t>2. El "Momento Wow" (Fidelización Activa)</w:t>
+      </w:r>
+    </w:p>
+    <w:p>
+      <w:pPr>
+        <w:spacing w:before="100" w:beforeAutospacing="1" w:after="0" w:line="240" w:lineRule="auto"/>
+        <w:rPr>
+          <w:rFonts w:ascii="Times New Roman" w:eastAsia="Times New Roman" w:hAnsi="Times New Roman" w:cs="Times New Roman"/>
+          <w:color w:val="1F1F1F"/>
+          <w:sz w:val="24"/>
+          <w:szCs w:val="24"/>
+          <w:lang w:val="es-ES"/>
+        </w:rPr>
+      </w:pPr>
+      <w:r>
+        <w:rPr>
+          <w:rFonts w:ascii="Times New Roman" w:eastAsia="Times New Roman" w:hAnsi="Times New Roman" w:cs="Times New Roman"/>
+          <w:color w:val="1F1F1F"/>
+          <w:sz w:val="24"/>
+          <w:szCs w:val="24"/>
+          <w:lang w:val="es-ES"/>
+        </w:rPr>
+        <w:t xml:space="preserve">Puedes añadir un módulo de </w:t>
+      </w:r>
+      <w:r>
+        <w:rPr>
+          <w:rFonts w:ascii="Times New Roman" w:eastAsia="Times New Roman" w:hAnsi="Times New Roman" w:cs="Times New Roman"/>
+          <w:b/>
+          <w:bCs/>
+          <w:color w:val="1F1F1F"/>
+          <w:sz w:val="24"/>
+          <w:szCs w:val="24"/>
+          <w:bdr w:val="none" w:sz="0" w:space="0" w:color="auto" w:frame="1"/>
+          <w:lang w:val="es-ES"/>
+        </w:rPr>
+        <w:t>Eventos Especiales</w:t>
+      </w:r>
+      <w:r>
+        <w:rPr>
+          <w:rFonts w:ascii="Times New Roman" w:eastAsia="Times New Roman" w:hAnsi="Times New Roman" w:cs="Times New Roman"/>
+          <w:color w:val="1F1F1F"/>
+          <w:sz w:val="24"/>
+          <w:szCs w:val="24"/>
+          <w:lang w:val="es-ES"/>
+        </w:rPr>
+        <w:t xml:space="preserve"> en tu tabla de </w:t>
+      </w:r>
+      <w:r>
+        <w:rPr>
+          <w:rFonts w:ascii="Courier New" w:eastAsia="Times New Roman" w:hAnsi="Courier New" w:cs="Courier New"/>
+          <w:color w:val="444746"/>
+          <w:sz w:val="20"/>
+          <w:szCs w:val="20"/>
+          <w:bdr w:val="none" w:sz="0" w:space="0" w:color="auto" w:frame="1"/>
+          <w:lang w:val="es-ES"/>
+        </w:rPr>
+        <w:t>Task</w:t>
+      </w:r>
+      <w:r>
+        <w:rPr>
+          <w:rFonts w:ascii="Times New Roman" w:eastAsia="Times New Roman" w:hAnsi="Times New Roman" w:cs="Times New Roman"/>
+          <w:color w:val="1F1F1F"/>
+          <w:sz w:val="24"/>
+          <w:szCs w:val="24"/>
+          <w:lang w:val="es-ES"/>
+        </w:rPr>
+        <w:t xml:space="preserve"> o una nueva entidad de </w:t>
+      </w:r>
+      <w:r>
+        <w:rPr>
+          <w:rFonts w:ascii="Courier New" w:eastAsia="Times New Roman" w:hAnsi="Courier New" w:cs="Courier New"/>
+          <w:color w:val="444746"/>
+          <w:sz w:val="20"/>
+          <w:szCs w:val="20"/>
+          <w:bdr w:val="none" w:sz="0" w:space="0" w:color="auto" w:frame="1"/>
+          <w:lang w:val="es-ES"/>
+        </w:rPr>
+        <w:t>Interactions</w:t>
+      </w:r>
+      <w:r>
+        <w:rPr>
+          <w:rFonts w:ascii="Times New Roman" w:eastAsia="Times New Roman" w:hAnsi="Times New Roman" w:cs="Times New Roman"/>
+          <w:color w:val="1F1F1F"/>
+          <w:sz w:val="24"/>
+          <w:szCs w:val="24"/>
+          <w:lang w:val="es-ES"/>
+        </w:rPr>
+        <w:t>.</w:t>
+      </w:r>
+    </w:p>
+    <w:p>
+      <w:pPr>
+        <w:numPr>
+          <w:ilvl w:val="0"/>
+          <w:numId w:val="14"/>
+        </w:numPr>
+        <w:spacing w:before="100" w:beforeAutospacing="1" w:after="0" w:line="240" w:lineRule="auto"/>
+        <w:ind w:left="0"/>
+        <w:rPr>
+          <w:rFonts w:ascii="Times New Roman" w:eastAsia="Times New Roman" w:hAnsi="Times New Roman" w:cs="Times New Roman"/>
+          <w:color w:val="1F1F1F"/>
+          <w:sz w:val="24"/>
+          <w:szCs w:val="24"/>
+          <w:lang w:val="es-ES"/>
+        </w:rPr>
+      </w:pPr>
+      <w:r>
+        <w:rPr>
+          <w:rFonts w:ascii="Times New Roman" w:eastAsia="Times New Roman" w:hAnsi="Times New Roman" w:cs="Times New Roman"/>
+          <w:b/>
+          <w:bCs/>
+          <w:color w:val="1F1F1F"/>
+          <w:sz w:val="24"/>
+          <w:szCs w:val="24"/>
+          <w:bdr w:val="none" w:sz="0" w:space="0" w:color="auto" w:frame="1"/>
+          <w:lang w:val="es-ES"/>
+        </w:rPr>
+        <w:lastRenderedPageBreak/>
+        <w:t>Acción:</w:t>
+      </w:r>
+      <w:r>
+        <w:rPr>
+          <w:rFonts w:ascii="Times New Roman" w:eastAsia="Times New Roman" w:hAnsi="Times New Roman" w:cs="Times New Roman"/>
+          <w:color w:val="1F1F1F"/>
+          <w:sz w:val="24"/>
+          <w:szCs w:val="24"/>
+          <w:lang w:val="es-ES"/>
+        </w:rPr>
+        <w:t xml:space="preserve"> Envío automático de mensajes o correos en fechas clave.</w:t>
+      </w:r>
+    </w:p>
+    <w:p>
+      <w:pPr>
+        <w:numPr>
+          <w:ilvl w:val="0"/>
+          <w:numId w:val="14"/>
+        </w:numPr>
+        <w:spacing w:before="100" w:beforeAutospacing="1" w:after="0" w:line="240" w:lineRule="auto"/>
+        <w:ind w:left="0"/>
+        <w:rPr>
+          <w:rFonts w:ascii="Times New Roman" w:eastAsia="Times New Roman" w:hAnsi="Times New Roman" w:cs="Times New Roman"/>
+          <w:color w:val="1F1F1F"/>
+          <w:sz w:val="24"/>
+          <w:szCs w:val="24"/>
+          <w:lang w:val="es-ES"/>
+        </w:rPr>
+      </w:pPr>
+      <w:r>
+        <w:rPr>
+          <w:rFonts w:ascii="Times New Roman" w:eastAsia="Times New Roman" w:hAnsi="Times New Roman" w:cs="Times New Roman"/>
+          <w:b/>
+          <w:bCs/>
+          <w:color w:val="1F1F1F"/>
+          <w:sz w:val="24"/>
+          <w:szCs w:val="24"/>
+          <w:bdr w:val="none" w:sz="0" w:space="0" w:color="auto" w:frame="1"/>
+          <w:lang w:val="es-ES"/>
+        </w:rPr>
+        <w:t>Workflow:</w:t>
+      </w:r>
+      <w:r>
+        <w:rPr>
+          <w:rFonts w:ascii="Times New Roman" w:eastAsia="Times New Roman" w:hAnsi="Times New Roman" w:cs="Times New Roman"/>
+          <w:color w:val="1F1F1F"/>
+          <w:sz w:val="24"/>
+          <w:szCs w:val="24"/>
+          <w:lang w:val="es-ES"/>
+        </w:rPr>
+        <w:t xml:space="preserve"> * Cumpleaños del cliente (usando el campo </w:t>
+      </w:r>
+      <w:r>
+        <w:rPr>
+          <w:rFonts w:ascii="Courier New" w:eastAsia="Times New Roman" w:hAnsi="Courier New" w:cs="Courier New"/>
+          <w:color w:val="444746"/>
+          <w:sz w:val="20"/>
+          <w:szCs w:val="20"/>
+          <w:bdr w:val="none" w:sz="0" w:space="0" w:color="auto" w:frame="1"/>
+          <w:lang w:val="es-ES"/>
+        </w:rPr>
+        <w:t>age</w:t>
+      </w:r>
+      <w:r>
+        <w:rPr>
+          <w:rFonts w:ascii="Times New Roman" w:eastAsia="Times New Roman" w:hAnsi="Times New Roman" w:cs="Times New Roman"/>
+          <w:color w:val="1F1F1F"/>
+          <w:sz w:val="24"/>
+          <w:szCs w:val="24"/>
+          <w:lang w:val="es-ES"/>
+        </w:rPr>
+        <w:t xml:space="preserve"> o </w:t>
+      </w:r>
+      <w:r>
+        <w:rPr>
+          <w:rFonts w:ascii="Courier New" w:eastAsia="Times New Roman" w:hAnsi="Courier New" w:cs="Courier New"/>
+          <w:color w:val="444746"/>
+          <w:sz w:val="20"/>
+          <w:szCs w:val="20"/>
+          <w:bdr w:val="none" w:sz="0" w:space="0" w:color="auto" w:frame="1"/>
+          <w:lang w:val="es-ES"/>
+        </w:rPr>
+        <w:t>birthday</w:t>
+      </w:r>
+      <w:r>
+        <w:rPr>
+          <w:rFonts w:ascii="Times New Roman" w:eastAsia="Times New Roman" w:hAnsi="Times New Roman" w:cs="Times New Roman"/>
+          <w:color w:val="1F1F1F"/>
+          <w:sz w:val="24"/>
+          <w:szCs w:val="24"/>
+          <w:lang w:val="es-ES"/>
+        </w:rPr>
+        <w:t xml:space="preserve"> que tienes en </w:t>
+      </w:r>
+      <w:r>
+        <w:rPr>
+          <w:rFonts w:ascii="Courier New" w:eastAsia="Times New Roman" w:hAnsi="Courier New" w:cs="Courier New"/>
+          <w:color w:val="444746"/>
+          <w:sz w:val="20"/>
+          <w:szCs w:val="20"/>
+          <w:bdr w:val="none" w:sz="0" w:space="0" w:color="auto" w:frame="1"/>
+          <w:lang w:val="es-ES"/>
+        </w:rPr>
+        <w:t>Lead</w:t>
+      </w:r>
+      <w:r>
+        <w:rPr>
+          <w:rFonts w:ascii="Times New Roman" w:eastAsia="Times New Roman" w:hAnsi="Times New Roman" w:cs="Times New Roman"/>
+          <w:color w:val="1F1F1F"/>
+          <w:sz w:val="24"/>
+          <w:szCs w:val="24"/>
+          <w:lang w:val="es-ES"/>
+        </w:rPr>
+        <w:t>).</w:t>
+      </w:r>
+    </w:p>
+    <w:p>
+      <w:pPr>
+        <w:numPr>
+          <w:ilvl w:val="1"/>
+          <w:numId w:val="14"/>
+        </w:numPr>
+        <w:spacing w:before="100" w:beforeAutospacing="1" w:after="150" w:line="240" w:lineRule="auto"/>
+        <w:ind w:left="0"/>
+        <w:rPr>
+          <w:rFonts w:ascii="Times New Roman" w:eastAsia="Times New Roman" w:hAnsi="Times New Roman" w:cs="Times New Roman"/>
+          <w:color w:val="1F1F1F"/>
+          <w:sz w:val="24"/>
+          <w:szCs w:val="24"/>
+        </w:rPr>
+      </w:pPr>
+      <w:proofErr w:type="spellStart"/>
+      <w:r>
+        <w:rPr>
+          <w:rFonts w:ascii="Times New Roman" w:eastAsia="Times New Roman" w:hAnsi="Times New Roman" w:cs="Times New Roman"/>
+          <w:color w:val="1F1F1F"/>
+          <w:sz w:val="24"/>
+          <w:szCs w:val="24"/>
+        </w:rPr>
+        <w:t>Aniversario</w:t>
+      </w:r>
+      <w:proofErr w:type="spellEnd"/>
+      <w:r>
+        <w:rPr>
+          <w:rFonts w:ascii="Times New Roman" w:eastAsia="Times New Roman" w:hAnsi="Times New Roman" w:cs="Times New Roman"/>
+          <w:color w:val="1F1F1F"/>
+          <w:sz w:val="24"/>
+          <w:szCs w:val="24"/>
+        </w:rPr>
+        <w:t xml:space="preserve"> de la </w:t>
+      </w:r>
+      <w:proofErr w:type="spellStart"/>
+      <w:r>
+        <w:rPr>
+          <w:rFonts w:ascii="Times New Roman" w:eastAsia="Times New Roman" w:hAnsi="Times New Roman" w:cs="Times New Roman"/>
+          <w:color w:val="1F1F1F"/>
+          <w:sz w:val="24"/>
+          <w:szCs w:val="24"/>
+        </w:rPr>
+        <w:t>póliza</w:t>
+      </w:r>
+      <w:proofErr w:type="spellEnd"/>
+      <w:r>
+        <w:rPr>
+          <w:rFonts w:ascii="Times New Roman" w:eastAsia="Times New Roman" w:hAnsi="Times New Roman" w:cs="Times New Roman"/>
+          <w:color w:val="1F1F1F"/>
+          <w:sz w:val="24"/>
+          <w:szCs w:val="24"/>
+        </w:rPr>
+        <w:t>.</w:t>
+      </w:r>
+    </w:p>
+    <w:p>
+      <w:pPr>
+        <w:numPr>
+          <w:ilvl w:val="1"/>
+          <w:numId w:val="14"/>
+        </w:numPr>
+        <w:spacing w:before="100" w:beforeAutospacing="1" w:after="150" w:line="240" w:lineRule="auto"/>
+        <w:ind w:left="0"/>
+        <w:rPr>
+          <w:rFonts w:ascii="Times New Roman" w:eastAsia="Times New Roman" w:hAnsi="Times New Roman" w:cs="Times New Roman"/>
+          <w:color w:val="1F1F1F"/>
+          <w:sz w:val="24"/>
+          <w:szCs w:val="24"/>
+          <w:lang w:val="es-ES"/>
+        </w:rPr>
+      </w:pPr>
+      <w:r>
+        <w:rPr>
+          <w:rFonts w:ascii="Times New Roman" w:eastAsia="Times New Roman" w:hAnsi="Times New Roman" w:cs="Times New Roman"/>
+          <w:color w:val="1F1F1F"/>
+          <w:sz w:val="24"/>
+          <w:szCs w:val="24"/>
+          <w:lang w:val="es-ES"/>
+        </w:rPr>
+        <w:t>Información de valor (ej: "5 tips para proteger tu hogar en temporada de lluvias").</w:t>
+      </w:r>
+    </w:p>
+    <w:p>
+      <w:pPr>
+        <w:spacing w:before="100" w:beforeAutospacing="1" w:after="120" w:line="240" w:lineRule="auto"/>
+        <w:outlineLvl w:val="2"/>
+        <w:rPr>
+          <w:rFonts w:ascii="Times New Roman" w:eastAsia="Times New Roman" w:hAnsi="Times New Roman" w:cs="Times New Roman"/>
+          <w:b/>
+          <w:bCs/>
+          <w:color w:val="1F1F1F"/>
+          <w:sz w:val="27"/>
+          <w:szCs w:val="27"/>
+          <w:lang w:val="es-ES"/>
+        </w:rPr>
+      </w:pPr>
+      <w:r>
+        <w:rPr>
+          <w:rFonts w:ascii="Times New Roman" w:eastAsia="Times New Roman" w:hAnsi="Times New Roman" w:cs="Times New Roman"/>
+          <w:b/>
+          <w:bCs/>
+          <w:color w:val="1F1F1F"/>
+          <w:sz w:val="27"/>
+          <w:szCs w:val="27"/>
+          <w:lang w:val="es-ES"/>
+        </w:rPr>
+        <w:t>3. Programa de Referidos (Crecimiento Orgánico)</w:t>
+      </w:r>
+    </w:p>
+    <w:p>
+      <w:pPr>
+        <w:spacing w:before="100" w:beforeAutospacing="1" w:after="150" w:line="240" w:lineRule="auto"/>
+        <w:rPr>
+          <w:rFonts w:ascii="Times New Roman" w:eastAsia="Times New Roman" w:hAnsi="Times New Roman" w:cs="Times New Roman"/>
+          <w:color w:val="1F1F1F"/>
+          <w:sz w:val="24"/>
+          <w:szCs w:val="24"/>
+          <w:lang w:val="es-ES"/>
+        </w:rPr>
+      </w:pPr>
+      <w:r>
+        <w:rPr>
+          <w:rFonts w:ascii="Times New Roman" w:eastAsia="Times New Roman" w:hAnsi="Times New Roman" w:cs="Times New Roman"/>
+          <w:color w:val="1F1F1F"/>
+          <w:sz w:val="24"/>
+          <w:szCs w:val="24"/>
+          <w:lang w:val="es-ES"/>
+        </w:rPr>
+        <w:t>Un cliente satisfecho en postventa es tu mejor canal de marketing.</w:t>
+      </w:r>
+    </w:p>
+    <w:p>
+      <w:pPr>
+        <w:numPr>
+          <w:ilvl w:val="0"/>
+          <w:numId w:val="15"/>
+        </w:numPr>
+        <w:spacing w:before="100" w:beforeAutospacing="1" w:after="0" w:line="240" w:lineRule="auto"/>
+        <w:ind w:left="0"/>
+        <w:rPr>
+          <w:rFonts w:ascii="Times New Roman" w:eastAsia="Times New Roman" w:hAnsi="Times New Roman" w:cs="Times New Roman"/>
+          <w:color w:val="1F1F1F"/>
+          <w:sz w:val="24"/>
+          <w:szCs w:val="24"/>
+        </w:rPr>
+      </w:pPr>
+      <w:proofErr w:type="spellStart"/>
+      <w:r>
+        <w:rPr>
+          <w:rFonts w:ascii="Times New Roman" w:eastAsia="Times New Roman" w:hAnsi="Times New Roman" w:cs="Times New Roman"/>
+          <w:b/>
+          <w:bCs/>
+          <w:color w:val="1F1F1F"/>
+          <w:sz w:val="24"/>
+          <w:szCs w:val="24"/>
+          <w:bdr w:val="none" w:sz="0" w:space="0" w:color="auto" w:frame="1"/>
+        </w:rPr>
+        <w:t>Acción</w:t>
+      </w:r>
+      <w:proofErr w:type="spellEnd"/>
+      <w:r>
+        <w:rPr>
+          <w:rFonts w:ascii="Times New Roman" w:eastAsia="Times New Roman" w:hAnsi="Times New Roman" w:cs="Times New Roman"/>
+          <w:b/>
+          <w:bCs/>
+          <w:color w:val="1F1F1F"/>
+          <w:sz w:val="24"/>
+          <w:szCs w:val="24"/>
+          <w:bdr w:val="none" w:sz="0" w:space="0" w:color="auto" w:frame="1"/>
+        </w:rPr>
+        <w:t>:</w:t>
+      </w:r>
+      <w:r>
+        <w:rPr>
+          <w:rFonts w:ascii="Times New Roman" w:eastAsia="Times New Roman" w:hAnsi="Times New Roman" w:cs="Times New Roman"/>
+          <w:color w:val="1F1F1F"/>
+          <w:sz w:val="24"/>
+          <w:szCs w:val="24"/>
+        </w:rPr>
+        <w:t xml:space="preserve"> "</w:t>
+      </w:r>
+      <w:proofErr w:type="spellStart"/>
+      <w:r>
+        <w:rPr>
+          <w:rFonts w:ascii="Times New Roman" w:eastAsia="Times New Roman" w:hAnsi="Times New Roman" w:cs="Times New Roman"/>
+          <w:color w:val="1F1F1F"/>
+          <w:sz w:val="24"/>
+          <w:szCs w:val="24"/>
+        </w:rPr>
+        <w:t>Solicitud</w:t>
+      </w:r>
+      <w:proofErr w:type="spellEnd"/>
+      <w:r>
+        <w:rPr>
+          <w:rFonts w:ascii="Times New Roman" w:eastAsia="Times New Roman" w:hAnsi="Times New Roman" w:cs="Times New Roman"/>
+          <w:color w:val="1F1F1F"/>
+          <w:sz w:val="24"/>
+          <w:szCs w:val="24"/>
+        </w:rPr>
+        <w:t xml:space="preserve"> de </w:t>
+      </w:r>
+      <w:proofErr w:type="spellStart"/>
+      <w:r>
+        <w:rPr>
+          <w:rFonts w:ascii="Times New Roman" w:eastAsia="Times New Roman" w:hAnsi="Times New Roman" w:cs="Times New Roman"/>
+          <w:color w:val="1F1F1F"/>
+          <w:sz w:val="24"/>
+          <w:szCs w:val="24"/>
+        </w:rPr>
+        <w:t>Referido</w:t>
+      </w:r>
+      <w:proofErr w:type="spellEnd"/>
+      <w:r>
+        <w:rPr>
+          <w:rFonts w:ascii="Times New Roman" w:eastAsia="Times New Roman" w:hAnsi="Times New Roman" w:cs="Times New Roman"/>
+          <w:color w:val="1F1F1F"/>
+          <w:sz w:val="24"/>
+          <w:szCs w:val="24"/>
+        </w:rPr>
+        <w:t>".</w:t>
+      </w:r>
+    </w:p>
+    <w:p>
+      <w:pPr>
+        <w:numPr>
+          <w:ilvl w:val="0"/>
+          <w:numId w:val="15"/>
+        </w:numPr>
+        <w:spacing w:before="100" w:beforeAutospacing="1" w:after="0" w:line="240" w:lineRule="auto"/>
+        <w:ind w:left="0"/>
+        <w:rPr>
+          <w:rFonts w:ascii="Times New Roman" w:eastAsia="Times New Roman" w:hAnsi="Times New Roman" w:cs="Times New Roman"/>
+          <w:color w:val="1F1F1F"/>
+          <w:sz w:val="24"/>
+          <w:szCs w:val="24"/>
+          <w:lang w:val="es-ES"/>
+        </w:rPr>
+      </w:pPr>
+      <w:r>
+        <w:rPr>
+          <w:rFonts w:ascii="Times New Roman" w:eastAsia="Times New Roman" w:hAnsi="Times New Roman" w:cs="Times New Roman"/>
+          <w:b/>
+          <w:bCs/>
+          <w:color w:val="1F1F1F"/>
+          <w:sz w:val="24"/>
+          <w:szCs w:val="24"/>
+          <w:bdr w:val="none" w:sz="0" w:space="0" w:color="auto" w:frame="1"/>
+          <w:lang w:val="es-ES"/>
+        </w:rPr>
+        <w:t>Workflow:</w:t>
+      </w:r>
+      <w:r>
+        <w:rPr>
+          <w:rFonts w:ascii="Times New Roman" w:eastAsia="Times New Roman" w:hAnsi="Times New Roman" w:cs="Times New Roman"/>
+          <w:color w:val="1F1F1F"/>
+          <w:sz w:val="24"/>
+          <w:szCs w:val="24"/>
+          <w:lang w:val="es-ES"/>
+        </w:rPr>
+        <w:t xml:space="preserve"> 15 días después de que el </w:t>
+      </w:r>
+      <w:r>
+        <w:rPr>
+          <w:rFonts w:ascii="Courier New" w:eastAsia="Times New Roman" w:hAnsi="Courier New" w:cs="Courier New"/>
+          <w:color w:val="444746"/>
+          <w:sz w:val="20"/>
+          <w:szCs w:val="20"/>
+          <w:bdr w:val="none" w:sz="0" w:space="0" w:color="auto" w:frame="1"/>
+          <w:lang w:val="es-ES"/>
+        </w:rPr>
+        <w:t>Lead</w:t>
+      </w:r>
+      <w:r>
+        <w:rPr>
+          <w:rFonts w:ascii="Times New Roman" w:eastAsia="Times New Roman" w:hAnsi="Times New Roman" w:cs="Times New Roman"/>
+          <w:color w:val="1F1F1F"/>
+          <w:sz w:val="24"/>
+          <w:szCs w:val="24"/>
+          <w:lang w:val="es-ES"/>
+        </w:rPr>
+        <w:t xml:space="preserve"> pasó a </w:t>
+      </w:r>
+      <w:r>
+        <w:rPr>
+          <w:rFonts w:ascii="Courier New" w:eastAsia="Times New Roman" w:hAnsi="Courier New" w:cs="Courier New"/>
+          <w:color w:val="444746"/>
+          <w:sz w:val="20"/>
+          <w:szCs w:val="20"/>
+          <w:bdr w:val="none" w:sz="0" w:space="0" w:color="auto" w:frame="1"/>
+          <w:lang w:val="es-ES"/>
+        </w:rPr>
+        <w:t>Client</w:t>
+      </w:r>
+      <w:r>
+        <w:rPr>
+          <w:rFonts w:ascii="Times New Roman" w:eastAsia="Times New Roman" w:hAnsi="Times New Roman" w:cs="Times New Roman"/>
+          <w:color w:val="1F1F1F"/>
+          <w:sz w:val="24"/>
+          <w:szCs w:val="24"/>
+          <w:lang w:val="es-ES"/>
+        </w:rPr>
+        <w:t xml:space="preserve"> (cuando el cliente está más feliz con su compra), el sistema genera una tarea al </w:t>
+      </w:r>
+      <w:r>
+        <w:rPr>
+          <w:rFonts w:ascii="Courier New" w:eastAsia="Times New Roman" w:hAnsi="Courier New" w:cs="Courier New"/>
+          <w:color w:val="444746"/>
+          <w:sz w:val="20"/>
+          <w:szCs w:val="20"/>
+          <w:bdr w:val="none" w:sz="0" w:space="0" w:color="auto" w:frame="1"/>
+          <w:lang w:val="es-ES"/>
+        </w:rPr>
+        <w:t>Asesor</w:t>
+      </w:r>
+      <w:r>
+        <w:rPr>
+          <w:rFonts w:ascii="Times New Roman" w:eastAsia="Times New Roman" w:hAnsi="Times New Roman" w:cs="Times New Roman"/>
+          <w:color w:val="1F1F1F"/>
+          <w:sz w:val="24"/>
+          <w:szCs w:val="24"/>
+          <w:lang w:val="es-ES"/>
+        </w:rPr>
+        <w:t xml:space="preserve">: </w:t>
+      </w:r>
+      <w:r>
+        <w:rPr>
+          <w:rFonts w:ascii="Times New Roman" w:eastAsia="Times New Roman" w:hAnsi="Times New Roman" w:cs="Times New Roman"/>
+          <w:i/>
+          <w:iCs/>
+          <w:color w:val="1F1F1F"/>
+          <w:sz w:val="24"/>
+          <w:szCs w:val="24"/>
+          <w:bdr w:val="none" w:sz="0" w:space="0" w:color="auto" w:frame="1"/>
+          <w:lang w:val="es-ES"/>
+        </w:rPr>
+        <w:t>"Pedir 3 referidos a [Nombre]"</w:t>
+      </w:r>
+      <w:r>
+        <w:rPr>
+          <w:rFonts w:ascii="Times New Roman" w:eastAsia="Times New Roman" w:hAnsi="Times New Roman" w:cs="Times New Roman"/>
+          <w:color w:val="1F1F1F"/>
+          <w:sz w:val="24"/>
+          <w:szCs w:val="24"/>
+          <w:lang w:val="es-ES"/>
+        </w:rPr>
+        <w:t>.</w:t>
+      </w:r>
+    </w:p>
+    <w:p>
+      <w:pPr>
+        <w:numPr>
+          <w:ilvl w:val="0"/>
+          <w:numId w:val="15"/>
+        </w:numPr>
+        <w:spacing w:before="100" w:beforeAutospacing="1" w:after="0" w:line="240" w:lineRule="auto"/>
+        <w:ind w:left="0"/>
+        <w:rPr>
+          <w:rFonts w:ascii="Times New Roman" w:eastAsia="Times New Roman" w:hAnsi="Times New Roman" w:cs="Times New Roman"/>
+          <w:color w:val="1F1F1F"/>
+          <w:sz w:val="24"/>
+          <w:szCs w:val="24"/>
+          <w:lang w:val="es-ES"/>
+        </w:rPr>
+      </w:pPr>
+      <w:r>
+        <w:rPr>
+          <w:rFonts w:ascii="Times New Roman" w:eastAsia="Times New Roman" w:hAnsi="Times New Roman" w:cs="Times New Roman"/>
+          <w:b/>
+          <w:bCs/>
+          <w:color w:val="1F1F1F"/>
+          <w:sz w:val="24"/>
+          <w:szCs w:val="24"/>
+          <w:bdr w:val="none" w:sz="0" w:space="0" w:color="auto" w:frame="1"/>
+          <w:lang w:val="es-ES"/>
+        </w:rPr>
+        <w:t>Plus:</w:t>
+      </w:r>
+      <w:r>
+        <w:rPr>
+          <w:rFonts w:ascii="Times New Roman" w:eastAsia="Times New Roman" w:hAnsi="Times New Roman" w:cs="Times New Roman"/>
+          <w:color w:val="1F1F1F"/>
+          <w:sz w:val="24"/>
+          <w:szCs w:val="24"/>
+          <w:lang w:val="es-ES"/>
+        </w:rPr>
+        <w:t xml:space="preserve"> Si el cliente refiere a alguien, el sistema crea un nuevo </w:t>
+      </w:r>
+      <w:r>
+        <w:rPr>
+          <w:rFonts w:ascii="Courier New" w:eastAsia="Times New Roman" w:hAnsi="Courier New" w:cs="Courier New"/>
+          <w:color w:val="444746"/>
+          <w:sz w:val="20"/>
+          <w:szCs w:val="20"/>
+          <w:bdr w:val="none" w:sz="0" w:space="0" w:color="auto" w:frame="1"/>
+          <w:lang w:val="es-ES"/>
+        </w:rPr>
+        <w:t>Lead</w:t>
+      </w:r>
+      <w:r>
+        <w:rPr>
+          <w:rFonts w:ascii="Times New Roman" w:eastAsia="Times New Roman" w:hAnsi="Times New Roman" w:cs="Times New Roman"/>
+          <w:color w:val="1F1F1F"/>
+          <w:sz w:val="24"/>
+          <w:szCs w:val="24"/>
+          <w:lang w:val="es-ES"/>
+        </w:rPr>
+        <w:t xml:space="preserve"> automáticamente con la etiqueta </w:t>
+      </w:r>
+      <w:r>
+        <w:rPr>
+          <w:rFonts w:ascii="Courier New" w:eastAsia="Times New Roman" w:hAnsi="Courier New" w:cs="Courier New"/>
+          <w:color w:val="444746"/>
+          <w:sz w:val="20"/>
+          <w:szCs w:val="20"/>
+          <w:bdr w:val="none" w:sz="0" w:space="0" w:color="auto" w:frame="1"/>
+          <w:lang w:val="es-ES"/>
+        </w:rPr>
+        <w:t>Source: Referido de [Cliente X]</w:t>
+      </w:r>
+      <w:r>
+        <w:rPr>
+          <w:rFonts w:ascii="Times New Roman" w:eastAsia="Times New Roman" w:hAnsi="Times New Roman" w:cs="Times New Roman"/>
+          <w:color w:val="1F1F1F"/>
+          <w:sz w:val="24"/>
+          <w:szCs w:val="24"/>
+          <w:lang w:val="es-ES"/>
+        </w:rPr>
+        <w:t>.</w:t>
+      </w:r>
+    </w:p>
+    <w:p>
+      <w:pPr>
+        <w:spacing w:before="100" w:beforeAutospacing="1" w:after="120" w:line="240" w:lineRule="auto"/>
+        <w:outlineLvl w:val="2"/>
+        <w:rPr>
+          <w:rFonts w:ascii="Times New Roman" w:eastAsia="Times New Roman" w:hAnsi="Times New Roman" w:cs="Times New Roman"/>
+          <w:b/>
+          <w:bCs/>
+          <w:color w:val="1F1F1F"/>
+          <w:sz w:val="27"/>
+          <w:szCs w:val="27"/>
+        </w:rPr>
+      </w:pPr>
+      <w:r>
+        <w:rPr>
+          <w:rFonts w:ascii="Times New Roman" w:eastAsia="Times New Roman" w:hAnsi="Times New Roman" w:cs="Times New Roman"/>
+          <w:b/>
+          <w:bCs/>
+          <w:color w:val="1F1F1F"/>
+          <w:sz w:val="27"/>
+          <w:szCs w:val="27"/>
+        </w:rPr>
+        <w:t xml:space="preserve">4. </w:t>
+      </w:r>
+      <w:proofErr w:type="spellStart"/>
+      <w:r>
+        <w:rPr>
+          <w:rFonts w:ascii="Times New Roman" w:eastAsia="Times New Roman" w:hAnsi="Times New Roman" w:cs="Times New Roman"/>
+          <w:b/>
+          <w:bCs/>
+          <w:color w:val="1F1F1F"/>
+          <w:sz w:val="27"/>
+          <w:szCs w:val="27"/>
+        </w:rPr>
+        <w:t>Encuestas</w:t>
+      </w:r>
+      <w:proofErr w:type="spellEnd"/>
+      <w:r>
+        <w:rPr>
+          <w:rFonts w:ascii="Times New Roman" w:eastAsia="Times New Roman" w:hAnsi="Times New Roman" w:cs="Times New Roman"/>
+          <w:b/>
+          <w:bCs/>
+          <w:color w:val="1F1F1F"/>
+          <w:sz w:val="27"/>
+          <w:szCs w:val="27"/>
+        </w:rPr>
+        <w:t xml:space="preserve"> de </w:t>
+      </w:r>
+      <w:proofErr w:type="spellStart"/>
+      <w:r>
+        <w:rPr>
+          <w:rFonts w:ascii="Times New Roman" w:eastAsia="Times New Roman" w:hAnsi="Times New Roman" w:cs="Times New Roman"/>
+          <w:b/>
+          <w:bCs/>
+          <w:color w:val="1F1F1F"/>
+          <w:sz w:val="27"/>
+          <w:szCs w:val="27"/>
+        </w:rPr>
+        <w:t>Satisfacción</w:t>
+      </w:r>
+      <w:proofErr w:type="spellEnd"/>
+      <w:r>
+        <w:rPr>
+          <w:rFonts w:ascii="Times New Roman" w:eastAsia="Times New Roman" w:hAnsi="Times New Roman" w:cs="Times New Roman"/>
+          <w:b/>
+          <w:bCs/>
+          <w:color w:val="1F1F1F"/>
+          <w:sz w:val="27"/>
+          <w:szCs w:val="27"/>
+        </w:rPr>
+        <w:t xml:space="preserve"> (NPS)</w:t>
+      </w:r>
+    </w:p>
+    <w:p>
+      <w:pPr>
+        <w:numPr>
+          <w:ilvl w:val="0"/>
+          <w:numId w:val="16"/>
+        </w:numPr>
+        <w:spacing w:before="100" w:beforeAutospacing="1" w:after="0" w:line="240" w:lineRule="auto"/>
+        <w:ind w:left="0"/>
+        <w:rPr>
+          <w:rFonts w:ascii="Times New Roman" w:eastAsia="Times New Roman" w:hAnsi="Times New Roman" w:cs="Times New Roman"/>
+          <w:color w:val="1F1F1F"/>
+          <w:sz w:val="24"/>
+          <w:szCs w:val="24"/>
+          <w:lang w:val="es-ES"/>
+        </w:rPr>
+      </w:pPr>
+      <w:r>
+        <w:rPr>
+          <w:rFonts w:ascii="Times New Roman" w:eastAsia="Times New Roman" w:hAnsi="Times New Roman" w:cs="Times New Roman"/>
+          <w:b/>
+          <w:bCs/>
+          <w:color w:val="1F1F1F"/>
+          <w:sz w:val="24"/>
+          <w:szCs w:val="24"/>
+          <w:bdr w:val="none" w:sz="0" w:space="0" w:color="auto" w:frame="1"/>
+          <w:lang w:val="es-ES"/>
+        </w:rPr>
+        <w:t>Acción:</w:t>
+      </w:r>
+      <w:r>
+        <w:rPr>
+          <w:rFonts w:ascii="Times New Roman" w:eastAsia="Times New Roman" w:hAnsi="Times New Roman" w:cs="Times New Roman"/>
+          <w:color w:val="1F1F1F"/>
+          <w:sz w:val="24"/>
+          <w:szCs w:val="24"/>
+          <w:lang w:val="es-ES"/>
+        </w:rPr>
+        <w:t xml:space="preserve"> Formulario de calificación del servicio.</w:t>
+      </w:r>
+    </w:p>
+    <w:p>
+      <w:pPr>
+        <w:numPr>
+          <w:ilvl w:val="0"/>
+          <w:numId w:val="16"/>
+        </w:numPr>
+        <w:spacing w:before="100" w:beforeAutospacing="1" w:after="0" w:line="240" w:lineRule="auto"/>
+        <w:ind w:left="0"/>
+        <w:rPr>
+          <w:rFonts w:ascii="Times New Roman" w:eastAsia="Times New Roman" w:hAnsi="Times New Roman" w:cs="Times New Roman"/>
+          <w:color w:val="1F1F1F"/>
+          <w:sz w:val="24"/>
+          <w:szCs w:val="24"/>
+          <w:lang w:val="es-ES"/>
+        </w:rPr>
+      </w:pPr>
+      <w:r>
+        <w:rPr>
+          <w:rFonts w:ascii="Times New Roman" w:eastAsia="Times New Roman" w:hAnsi="Times New Roman" w:cs="Times New Roman"/>
+          <w:b/>
+          <w:bCs/>
+          <w:color w:val="1F1F1F"/>
+          <w:sz w:val="24"/>
+          <w:szCs w:val="24"/>
+          <w:bdr w:val="none" w:sz="0" w:space="0" w:color="auto" w:frame="1"/>
+          <w:lang w:val="es-ES"/>
+        </w:rPr>
+        <w:t>Workflow:</w:t>
+      </w:r>
+      <w:r>
+        <w:rPr>
+          <w:rFonts w:ascii="Times New Roman" w:eastAsia="Times New Roman" w:hAnsi="Times New Roman" w:cs="Times New Roman"/>
+          <w:color w:val="1F1F1F"/>
+          <w:sz w:val="24"/>
+          <w:szCs w:val="24"/>
+          <w:lang w:val="es-ES"/>
+        </w:rPr>
+        <w:t xml:space="preserve"> Al cerrar el proceso en el pipeline, enviar un link. Si la calificación es baja (&lt; 7), se crea una </w:t>
+      </w:r>
+      <w:r>
+        <w:rPr>
+          <w:rFonts w:ascii="Times New Roman" w:eastAsia="Times New Roman" w:hAnsi="Times New Roman" w:cs="Times New Roman"/>
+          <w:b/>
+          <w:bCs/>
+          <w:color w:val="1F1F1F"/>
+          <w:sz w:val="24"/>
+          <w:szCs w:val="24"/>
+          <w:bdr w:val="none" w:sz="0" w:space="0" w:color="auto" w:frame="1"/>
+          <w:lang w:val="es-ES"/>
+        </w:rPr>
+        <w:t>Tarea Urgente</w:t>
+      </w:r>
+      <w:r>
+        <w:rPr>
+          <w:rFonts w:ascii="Times New Roman" w:eastAsia="Times New Roman" w:hAnsi="Times New Roman" w:cs="Times New Roman"/>
+          <w:color w:val="1F1F1F"/>
+          <w:sz w:val="24"/>
+          <w:szCs w:val="24"/>
+          <w:lang w:val="es-ES"/>
+        </w:rPr>
+        <w:t xml:space="preserve"> para que el dueño de la </w:t>
+      </w:r>
+      <w:r>
+        <w:rPr>
+          <w:rFonts w:ascii="Courier New" w:eastAsia="Times New Roman" w:hAnsi="Courier New" w:cs="Courier New"/>
+          <w:color w:val="444746"/>
+          <w:sz w:val="20"/>
+          <w:szCs w:val="20"/>
+          <w:bdr w:val="none" w:sz="0" w:space="0" w:color="auto" w:frame="1"/>
+          <w:lang w:val="es-ES"/>
+        </w:rPr>
+        <w:t>Agency</w:t>
+      </w:r>
+      <w:r>
+        <w:rPr>
+          <w:rFonts w:ascii="Times New Roman" w:eastAsia="Times New Roman" w:hAnsi="Times New Roman" w:cs="Times New Roman"/>
+          <w:color w:val="1F1F1F"/>
+          <w:sz w:val="24"/>
+          <w:szCs w:val="24"/>
+          <w:lang w:val="es-ES"/>
+        </w:rPr>
+        <w:t xml:space="preserve"> contacte al cliente y rescate la relación.</w:t>
+      </w:r>
+    </w:p>
+    <w:p>
+      <w:pPr>
+        <w:spacing w:after="120" w:line="240" w:lineRule="auto"/>
+        <w:rPr>
+          <w:rFonts w:ascii="Times New Roman" w:eastAsia="Times New Roman" w:hAnsi="Times New Roman" w:cs="Times New Roman"/>
+          <w:color w:val="1F1F1F"/>
+          <w:sz w:val="24"/>
+          <w:szCs w:val="24"/>
+        </w:rPr>
+      </w:pPr>
+      <w:r>
+        <w:rPr>
+          <w:rFonts w:ascii="Times New Roman" w:eastAsia="Times New Roman" w:hAnsi="Times New Roman" w:cs="Times New Roman"/>
+          <w:color w:val="1F1F1F"/>
+          <w:sz w:val="24"/>
+          <w:szCs w:val="24"/>
+        </w:rPr>
+        <w:pict>
+          <v:rect id="_x0000_i1036" style="width:0;height:1.5pt" o:hralign="center" o:hrstd="t" o:hrnoshade="t" o:hr="t" fillcolor="gray" stroked="f"/>
+        </w:pict>
+      </w:r>
+    </w:p>
+    <w:p>
+      <w:pPr>
+        <w:spacing w:before="100" w:beforeAutospacing="1" w:after="120" w:line="240" w:lineRule="auto"/>
+        <w:outlineLvl w:val="2"/>
+        <w:rPr>
+          <w:rFonts w:ascii="Times New Roman" w:eastAsia="Times New Roman" w:hAnsi="Times New Roman" w:cs="Times New Roman"/>
+          <w:b/>
+          <w:bCs/>
+          <w:color w:val="1F1F1F"/>
+          <w:sz w:val="27"/>
+          <w:szCs w:val="27"/>
+          <w:lang w:val="es-ES"/>
+        </w:rPr>
+      </w:pPr>
+      <w:r>
+        <w:rPr>
+          <w:rFonts w:ascii="Times New Roman" w:eastAsia="Times New Roman" w:hAnsi="Times New Roman" w:cs="Times New Roman"/>
+          <w:b/>
+          <w:bCs/>
+          <w:color w:val="1F1F1F"/>
+          <w:sz w:val="27"/>
+          <w:szCs w:val="27"/>
+          <w:lang w:val="es-ES"/>
+        </w:rPr>
+        <w:t>¿Cómo se vería esto en tu Arquitectura técnica?</w:t>
+      </w:r>
+    </w:p>
+    <w:p>
+      <w:pPr>
+        <w:spacing w:before="100" w:beforeAutospacing="1" w:after="0" w:line="240" w:lineRule="auto"/>
+        <w:rPr>
+          <w:rFonts w:ascii="Times New Roman" w:eastAsia="Times New Roman" w:hAnsi="Times New Roman" w:cs="Times New Roman"/>
+          <w:color w:val="1F1F1F"/>
+          <w:sz w:val="24"/>
+          <w:szCs w:val="24"/>
+          <w:lang w:val="es-ES"/>
+        </w:rPr>
+      </w:pPr>
+      <w:r>
+        <w:rPr>
+          <w:rFonts w:ascii="Times New Roman" w:eastAsia="Times New Roman" w:hAnsi="Times New Roman" w:cs="Times New Roman"/>
+          <w:color w:val="1F1F1F"/>
+          <w:sz w:val="24"/>
+          <w:szCs w:val="24"/>
+          <w:lang w:val="es-ES"/>
+        </w:rPr>
+        <w:t xml:space="preserve">Para que esto sea un "plus" real en tu SaaS, podrías añadir un estado extra en el </w:t>
+      </w:r>
+      <w:r>
+        <w:rPr>
+          <w:rFonts w:ascii="Times New Roman" w:eastAsia="Times New Roman" w:hAnsi="Times New Roman" w:cs="Times New Roman"/>
+          <w:b/>
+          <w:bCs/>
+          <w:color w:val="1F1F1F"/>
+          <w:sz w:val="24"/>
+          <w:szCs w:val="24"/>
+          <w:bdr w:val="none" w:sz="0" w:space="0" w:color="auto" w:frame="1"/>
+          <w:lang w:val="es-ES"/>
+        </w:rPr>
+        <w:t>Pipeline Comercial</w:t>
+      </w:r>
+      <w:r>
+        <w:rPr>
+          <w:rFonts w:ascii="Times New Roman" w:eastAsia="Times New Roman" w:hAnsi="Times New Roman" w:cs="Times New Roman"/>
+          <w:color w:val="1F1F1F"/>
+          <w:sz w:val="24"/>
+          <w:szCs w:val="24"/>
+          <w:lang w:val="es-ES"/>
+        </w:rPr>
+        <w:t xml:space="preserve"> o una sección de </w:t>
+      </w:r>
+      <w:r>
+        <w:rPr>
+          <w:rFonts w:ascii="Times New Roman" w:eastAsia="Times New Roman" w:hAnsi="Times New Roman" w:cs="Times New Roman"/>
+          <w:b/>
+          <w:bCs/>
+          <w:color w:val="1F1F1F"/>
+          <w:sz w:val="24"/>
+          <w:szCs w:val="24"/>
+          <w:bdr w:val="none" w:sz="0" w:space="0" w:color="auto" w:frame="1"/>
+          <w:lang w:val="es-ES"/>
+        </w:rPr>
+        <w:t>"Oportunidades de Cartera"</w:t>
+      </w:r>
+      <w:r>
+        <w:rPr>
+          <w:rFonts w:ascii="Times New Roman" w:eastAsia="Times New Roman" w:hAnsi="Times New Roman" w:cs="Times New Roman"/>
+          <w:color w:val="1F1F1F"/>
+          <w:sz w:val="24"/>
+          <w:szCs w:val="24"/>
+          <w:lang w:val="es-ES"/>
+        </w:rPr>
+        <w:t>:</w:t>
+      </w:r>
+    </w:p>
+    <w:p>
+      <w:pPr>
+        <w:numPr>
+          <w:ilvl w:val="0"/>
+          <w:numId w:val="17"/>
+        </w:numPr>
+        <w:spacing w:before="100" w:beforeAutospacing="1" w:after="0" w:line="240" w:lineRule="auto"/>
+        <w:ind w:left="0"/>
+        <w:rPr>
+          <w:rFonts w:ascii="Times New Roman" w:eastAsia="Times New Roman" w:hAnsi="Times New Roman" w:cs="Times New Roman"/>
+          <w:color w:val="1F1F1F"/>
+          <w:sz w:val="24"/>
+          <w:szCs w:val="24"/>
+          <w:lang w:val="es-ES"/>
+        </w:rPr>
+      </w:pPr>
+      <w:r>
+        <w:rPr>
+          <w:rFonts w:ascii="Times New Roman" w:eastAsia="Times New Roman" w:hAnsi="Times New Roman" w:cs="Times New Roman"/>
+          <w:b/>
+          <w:bCs/>
+          <w:color w:val="1F1F1F"/>
+          <w:sz w:val="24"/>
+          <w:szCs w:val="24"/>
+          <w:bdr w:val="none" w:sz="0" w:space="0" w:color="auto" w:frame="1"/>
+          <w:lang w:val="es-ES"/>
+        </w:rPr>
+        <w:t xml:space="preserve">En la tabla </w:t>
+      </w:r>
+      <w:r>
+        <w:rPr>
+          <w:rFonts w:ascii="Courier New" w:eastAsia="Times New Roman" w:hAnsi="Courier New" w:cs="Courier New"/>
+          <w:b/>
+          <w:bCs/>
+          <w:color w:val="444746"/>
+          <w:sz w:val="20"/>
+          <w:szCs w:val="20"/>
+          <w:bdr w:val="none" w:sz="0" w:space="0" w:color="auto" w:frame="1"/>
+          <w:lang w:val="es-ES"/>
+        </w:rPr>
+        <w:t>Task</w:t>
+      </w:r>
+      <w:r>
+        <w:rPr>
+          <w:rFonts w:ascii="Times New Roman" w:eastAsia="Times New Roman" w:hAnsi="Times New Roman" w:cs="Times New Roman"/>
+          <w:b/>
+          <w:bCs/>
+          <w:color w:val="1F1F1F"/>
+          <w:sz w:val="24"/>
+          <w:szCs w:val="24"/>
+          <w:bdr w:val="none" w:sz="0" w:space="0" w:color="auto" w:frame="1"/>
+          <w:lang w:val="es-ES"/>
+        </w:rPr>
+        <w:t>:</w:t>
+      </w:r>
+      <w:r>
+        <w:rPr>
+          <w:rFonts w:ascii="Times New Roman" w:eastAsia="Times New Roman" w:hAnsi="Times New Roman" w:cs="Times New Roman"/>
+          <w:color w:val="1F1F1F"/>
+          <w:sz w:val="24"/>
+          <w:szCs w:val="24"/>
+          <w:lang w:val="es-ES"/>
+        </w:rPr>
+        <w:t xml:space="preserve"> Añade un </w:t>
+      </w:r>
+      <w:r>
+        <w:rPr>
+          <w:rFonts w:ascii="Courier New" w:eastAsia="Times New Roman" w:hAnsi="Courier New" w:cs="Courier New"/>
+          <w:color w:val="444746"/>
+          <w:sz w:val="20"/>
+          <w:szCs w:val="20"/>
+          <w:bdr w:val="none" w:sz="0" w:space="0" w:color="auto" w:frame="1"/>
+          <w:lang w:val="es-ES"/>
+        </w:rPr>
+        <w:t>task_type</w:t>
+      </w:r>
+      <w:r>
+        <w:rPr>
+          <w:rFonts w:ascii="Times New Roman" w:eastAsia="Times New Roman" w:hAnsi="Times New Roman" w:cs="Times New Roman"/>
+          <w:color w:val="1F1F1F"/>
+          <w:sz w:val="24"/>
+          <w:szCs w:val="24"/>
+          <w:lang w:val="es-ES"/>
+        </w:rPr>
+        <w:t xml:space="preserve"> (ej: 'Renewal', 'Upsell', 'Birthday', 'NPS').</w:t>
+      </w:r>
+    </w:p>
+    <w:p>
+      <w:pPr>
+        <w:numPr>
+          <w:ilvl w:val="0"/>
+          <w:numId w:val="17"/>
+        </w:numPr>
+        <w:spacing w:before="100" w:beforeAutospacing="1" w:after="0" w:line="240" w:lineRule="auto"/>
+        <w:ind w:left="0"/>
+        <w:rPr>
+          <w:rFonts w:ascii="Times New Roman" w:eastAsia="Times New Roman" w:hAnsi="Times New Roman" w:cs="Times New Roman"/>
+          <w:color w:val="1F1F1F"/>
+          <w:sz w:val="24"/>
+          <w:szCs w:val="24"/>
+          <w:lang w:val="es-ES"/>
+        </w:rPr>
+      </w:pPr>
+      <w:r>
+        <w:rPr>
+          <w:rFonts w:ascii="Times New Roman" w:eastAsia="Times New Roman" w:hAnsi="Times New Roman" w:cs="Times New Roman"/>
+          <w:b/>
+          <w:bCs/>
+          <w:color w:val="1F1F1F"/>
+          <w:sz w:val="24"/>
+          <w:szCs w:val="24"/>
+          <w:bdr w:val="none" w:sz="0" w:space="0" w:color="auto" w:frame="1"/>
+          <w:lang w:val="es-ES"/>
+        </w:rPr>
+        <w:t>En el Dashboard:</w:t>
+      </w:r>
+      <w:r>
+        <w:rPr>
+          <w:rFonts w:ascii="Times New Roman" w:eastAsia="Times New Roman" w:hAnsi="Times New Roman" w:cs="Times New Roman"/>
+          <w:color w:val="1F1F1F"/>
+          <w:sz w:val="24"/>
+          <w:szCs w:val="24"/>
+          <w:lang w:val="es-ES"/>
+        </w:rPr>
+        <w:t xml:space="preserve"> Un gráfico que muestre el </w:t>
+      </w:r>
+      <w:r>
+        <w:rPr>
+          <w:rFonts w:ascii="Times New Roman" w:eastAsia="Times New Roman" w:hAnsi="Times New Roman" w:cs="Times New Roman"/>
+          <w:b/>
+          <w:bCs/>
+          <w:color w:val="1F1F1F"/>
+          <w:sz w:val="24"/>
+          <w:szCs w:val="24"/>
+          <w:bdr w:val="none" w:sz="0" w:space="0" w:color="auto" w:frame="1"/>
+          <w:lang w:val="es-ES"/>
+        </w:rPr>
+        <w:t>"Índice de Penetración"</w:t>
+      </w:r>
+      <w:r>
+        <w:rPr>
+          <w:rFonts w:ascii="Times New Roman" w:eastAsia="Times New Roman" w:hAnsi="Times New Roman" w:cs="Times New Roman"/>
+          <w:color w:val="1F1F1F"/>
+          <w:sz w:val="24"/>
+          <w:szCs w:val="24"/>
+          <w:lang w:val="es-ES"/>
+        </w:rPr>
+        <w:t xml:space="preserve"> (cuántos productos tiene cada cliente en promedio).</w:t>
+      </w:r>
+    </w:p>
+    <w:p>
+      <w:pPr>
+        <w:spacing w:before="100" w:beforeAutospacing="1" w:after="0" w:line="240" w:lineRule="auto"/>
+        <w:rPr>
+          <w:rFonts w:ascii="Times New Roman" w:eastAsia="Times New Roman" w:hAnsi="Times New Roman" w:cs="Times New Roman"/>
+          <w:color w:val="1F1F1F"/>
+          <w:sz w:val="24"/>
+          <w:szCs w:val="24"/>
+          <w:lang w:val="es-ES"/>
+        </w:rPr>
+      </w:pPr>
+      <w:r>
+        <w:rPr>
+          <w:rFonts w:ascii="Times New Roman" w:eastAsia="Times New Roman" w:hAnsi="Times New Roman" w:cs="Times New Roman"/>
+          <w:b/>
+          <w:bCs/>
+          <w:color w:val="1F1F1F"/>
+          <w:sz w:val="24"/>
+          <w:szCs w:val="24"/>
+          <w:bdr w:val="none" w:sz="0" w:space="0" w:color="auto" w:frame="1"/>
+          <w:lang w:val="es-ES"/>
+        </w:rPr>
+        <w:t>Mi recomendación como "plus" para tu MVP:</w:t>
+      </w:r>
+    </w:p>
+    <w:p>
+      <w:pPr>
+        <w:spacing w:before="100" w:beforeAutospacing="1" w:after="0" w:line="240" w:lineRule="auto"/>
+        <w:rPr>
+          <w:rFonts w:ascii="Times New Roman" w:eastAsia="Times New Roman" w:hAnsi="Times New Roman" w:cs="Times New Roman"/>
+          <w:color w:val="1F1F1F"/>
+          <w:sz w:val="24"/>
+          <w:szCs w:val="24"/>
+          <w:lang w:val="es-ES"/>
+        </w:rPr>
+      </w:pPr>
+      <w:r>
+        <w:rPr>
+          <w:rFonts w:ascii="Times New Roman" w:eastAsia="Times New Roman" w:hAnsi="Times New Roman" w:cs="Times New Roman"/>
+          <w:color w:val="1F1F1F"/>
+          <w:sz w:val="24"/>
+          <w:szCs w:val="24"/>
+          <w:lang w:val="es-ES"/>
+        </w:rPr>
+        <w:t xml:space="preserve">Agrega la </w:t>
+      </w:r>
+      <w:r>
+        <w:rPr>
+          <w:rFonts w:ascii="Times New Roman" w:eastAsia="Times New Roman" w:hAnsi="Times New Roman" w:cs="Times New Roman"/>
+          <w:b/>
+          <w:bCs/>
+          <w:color w:val="1F1F1F"/>
+          <w:sz w:val="24"/>
+          <w:szCs w:val="24"/>
+          <w:bdr w:val="none" w:sz="0" w:space="0" w:color="auto" w:frame="1"/>
+          <w:lang w:val="es-ES"/>
+        </w:rPr>
+        <w:t>"Cotización de Renovación Anticipada"</w:t>
+      </w:r>
+      <w:r>
+        <w:rPr>
+          <w:rFonts w:ascii="Times New Roman" w:eastAsia="Times New Roman" w:hAnsi="Times New Roman" w:cs="Times New Roman"/>
+          <w:color w:val="1F1F1F"/>
+          <w:sz w:val="24"/>
+          <w:szCs w:val="24"/>
+          <w:lang w:val="es-ES"/>
+        </w:rPr>
+        <w:t xml:space="preserve">. Un mes antes de la </w:t>
+      </w:r>
+      <w:r>
+        <w:rPr>
+          <w:rFonts w:ascii="Courier New" w:eastAsia="Times New Roman" w:hAnsi="Courier New" w:cs="Courier New"/>
+          <w:color w:val="444746"/>
+          <w:sz w:val="20"/>
+          <w:szCs w:val="20"/>
+          <w:bdr w:val="none" w:sz="0" w:space="0" w:color="auto" w:frame="1"/>
+          <w:lang w:val="es-ES"/>
+        </w:rPr>
+        <w:t>renewalDate</w:t>
+      </w:r>
+      <w:r>
+        <w:rPr>
+          <w:rFonts w:ascii="Times New Roman" w:eastAsia="Times New Roman" w:hAnsi="Times New Roman" w:cs="Times New Roman"/>
+          <w:color w:val="1F1F1F"/>
+          <w:sz w:val="24"/>
+          <w:szCs w:val="24"/>
+          <w:lang w:val="es-ES"/>
+        </w:rPr>
+        <w:t>, el sistema no solo avisa, sino que genera un PDF o un link con la cotización actualizada. Eso le ahorra horas de trabajo al asesor y hace que la agencia se vea súper profesional.</w:t>
+      </w:r>
+    </w:p>
+    <w:p>
+      <w:pPr>
+        <w:spacing w:before="100" w:beforeAutospacing="1" w:after="0" w:line="240" w:lineRule="auto"/>
+        <w:rPr>
+          <w:rFonts w:ascii="Times New Roman" w:eastAsia="Times New Roman" w:hAnsi="Times New Roman" w:cs="Times New Roman"/>
+          <w:color w:val="1F1F1F"/>
+          <w:sz w:val="24"/>
+          <w:szCs w:val="24"/>
+          <w:lang w:val="es-ES"/>
+        </w:rPr>
+      </w:pPr>
+      <w:r>
+        <w:rPr>
+          <w:rFonts w:ascii="Times New Roman" w:eastAsia="Times New Roman" w:hAnsi="Times New Roman" w:cs="Times New Roman"/>
+          <w:color w:val="1F1F1F"/>
+          <w:sz w:val="24"/>
+          <w:szCs w:val="24"/>
+          <w:lang w:val="es-ES"/>
+        </w:rPr>
+        <w:t xml:space="preserve">¿Te gustaría que diseñemos la tabla de </w:t>
+      </w:r>
+      <w:r>
+        <w:rPr>
+          <w:rFonts w:ascii="Courier New" w:eastAsia="Times New Roman" w:hAnsi="Courier New" w:cs="Courier New"/>
+          <w:color w:val="444746"/>
+          <w:sz w:val="20"/>
+          <w:szCs w:val="20"/>
+          <w:bdr w:val="none" w:sz="0" w:space="0" w:color="auto" w:frame="1"/>
+          <w:lang w:val="es-ES"/>
+        </w:rPr>
+        <w:t>Interactions</w:t>
+      </w:r>
+      <w:r>
+        <w:rPr>
+          <w:rFonts w:ascii="Times New Roman" w:eastAsia="Times New Roman" w:hAnsi="Times New Roman" w:cs="Times New Roman"/>
+          <w:color w:val="1F1F1F"/>
+          <w:sz w:val="24"/>
+          <w:szCs w:val="24"/>
+          <w:lang w:val="es-ES"/>
+        </w:rPr>
+        <w:t xml:space="preserve"> para registrar estas acciones extra en Supabase?</w:t>
       </w:r>
     </w:p>
     <w:p>
@@ -1960,6 +3651,155 @@
 <file path=word/numbering.xml><?xml version="1.0" encoding="utf-8"?>
 <w:numbering xmlns:wpc="http://schemas.microsoft.com/office/word/2010/wordprocessingCanvas" xmlns:cx="http://schemas.microsoft.com/office/drawing/2014/chartex" xmlns:mc="http://schemas.openxmlformats.org/markup-compatibility/2006" xmlns:o="urn:schemas-microsoft-com:office:office" xmlns:r="http://schemas.openxmlformats.org/officeDocument/2006/relationships" xmlns:m="http://schemas.openxmlformats.org/officeDocument/2006/math" xmlns:v="urn:schemas-microsoft-com:vml" xmlns:wp14="http://schemas.microsoft.com/office/word/2010/wordprocessingDrawing" xmlns:wp="http://schemas.openxmlformats.org/drawingml/2006/wordprocessingDrawing" xmlns:w10="urn:schemas-microsoft-com:office:word" xmlns:w="http://schemas.openxmlformats.org/wordprocessingml/2006/main" xmlns:w14="http://schemas.microsoft.com/office/word/2010/wordml" xmlns:w15="http://schemas.microsoft.com/office/word/2012/wordml" xmlns:w16se="http://schemas.microsoft.com/office/word/2015/wordml/symex" xmlns:wpg="http://schemas.microsoft.com/office/word/2010/wordprocessingGroup" xmlns:wpi="http://schemas.microsoft.com/office/word/2010/wordprocessingInk" xmlns:wne="http://schemas.microsoft.com/office/word/2006/wordml" xmlns:wps="http://schemas.microsoft.com/office/word/2010/wordprocessingShape" mc:Ignorable="w14 w15 w16se wp14">
   <w:abstractNum w:abstractNumId="0" w15:restartNumberingAfterBreak="0">
+    <w:nsid w:val="01357375"/>
+    <w:multiLevelType w:val="multilevel"/>
+    <w:tmpl w:val="5CA461F4"/>
+    <w:lvl w:ilvl="0">
+      <w:start w:val="1"/>
+      <w:numFmt w:val="bullet"/>
+      <w:lvlText w:val=""/>
+      <w:lvlJc w:val="left"/>
+      <w:pPr>
+        <w:tabs>
+          <w:tab w:val="num" w:pos="720"/>
+        </w:tabs>
+        <w:ind w:left="720" w:hanging="360"/>
+      </w:pPr>
+      <w:rPr>
+        <w:rFonts w:ascii="Symbol" w:hAnsi="Symbol" w:hint="default"/>
+        <w:sz w:val="20"/>
+      </w:rPr>
+    </w:lvl>
+    <w:lvl w:ilvl="1" w:tentative="1">
+      <w:start w:val="1"/>
+      <w:numFmt w:val="bullet"/>
+      <w:lvlText w:val="o"/>
+      <w:lvlJc w:val="left"/>
+      <w:pPr>
+        <w:tabs>
+          <w:tab w:val="num" w:pos="1440"/>
+        </w:tabs>
+        <w:ind w:left="1440" w:hanging="360"/>
+      </w:pPr>
+      <w:rPr>
+        <w:rFonts w:ascii="Courier New" w:hAnsi="Courier New" w:hint="default"/>
+        <w:sz w:val="20"/>
+      </w:rPr>
+    </w:lvl>
+    <w:lvl w:ilvl="2" w:tentative="1">
+      <w:start w:val="1"/>
+      <w:numFmt w:val="bullet"/>
+      <w:lvlText w:val=""/>
+      <w:lvlJc w:val="left"/>
+      <w:pPr>
+        <w:tabs>
+          <w:tab w:val="num" w:pos="2160"/>
+        </w:tabs>
+        <w:ind w:left="2160" w:hanging="360"/>
+      </w:pPr>
+      <w:rPr>
+        <w:rFonts w:ascii="Wingdings" w:hAnsi="Wingdings" w:hint="default"/>
+        <w:sz w:val="20"/>
+      </w:rPr>
+    </w:lvl>
+    <w:lvl w:ilvl="3" w:tentative="1">
+      <w:start w:val="1"/>
+      <w:numFmt w:val="bullet"/>
+      <w:lvlText w:val=""/>
+      <w:lvlJc w:val="left"/>
+      <w:pPr>
+        <w:tabs>
+          <w:tab w:val="num" w:pos="2880"/>
+        </w:tabs>
+        <w:ind w:left="2880" w:hanging="360"/>
+      </w:pPr>
+      <w:rPr>
+        <w:rFonts w:ascii="Wingdings" w:hAnsi="Wingdings" w:hint="default"/>
+        <w:sz w:val="20"/>
+      </w:rPr>
+    </w:lvl>
+    <w:lvl w:ilvl="4" w:tentative="1">
+      <w:start w:val="1"/>
+      <w:numFmt w:val="bullet"/>
+      <w:lvlText w:val=""/>
+      <w:lvlJc w:val="left"/>
+      <w:pPr>
+        <w:tabs>
+          <w:tab w:val="num" w:pos="3600"/>
+        </w:tabs>
+        <w:ind w:left="3600" w:hanging="360"/>
+      </w:pPr>
+      <w:rPr>
+        <w:rFonts w:ascii="Wingdings" w:hAnsi="Wingdings" w:hint="default"/>
+        <w:sz w:val="20"/>
+      </w:rPr>
+    </w:lvl>
+    <w:lvl w:ilvl="5" w:tentative="1">
+      <w:start w:val="1"/>
+      <w:numFmt w:val="bullet"/>
+      <w:lvlText w:val=""/>
+      <w:lvlJc w:val="left"/>
+      <w:pPr>
+        <w:tabs>
+          <w:tab w:val="num" w:pos="4320"/>
+        </w:tabs>
+        <w:ind w:left="4320" w:hanging="360"/>
+      </w:pPr>
+      <w:rPr>
+        <w:rFonts w:ascii="Wingdings" w:hAnsi="Wingdings" w:hint="default"/>
+        <w:sz w:val="20"/>
+      </w:rPr>
+    </w:lvl>
+    <w:lvl w:ilvl="6" w:tentative="1">
+      <w:start w:val="1"/>
+      <w:numFmt w:val="bullet"/>
+      <w:lvlText w:val=""/>
+      <w:lvlJc w:val="left"/>
+      <w:pPr>
+        <w:tabs>
+          <w:tab w:val="num" w:pos="5040"/>
+        </w:tabs>
+        <w:ind w:left="5040" w:hanging="360"/>
+      </w:pPr>
+      <w:rPr>
+        <w:rFonts w:ascii="Wingdings" w:hAnsi="Wingdings" w:hint="default"/>
+        <w:sz w:val="20"/>
+      </w:rPr>
+    </w:lvl>
+    <w:lvl w:ilvl="7" w:tentative="1">
+      <w:start w:val="1"/>
+      <w:numFmt w:val="bullet"/>
+      <w:lvlText w:val=""/>
+      <w:lvlJc w:val="left"/>
+      <w:pPr>
+        <w:tabs>
+          <w:tab w:val="num" w:pos="5760"/>
+        </w:tabs>
+        <w:ind w:left="5760" w:hanging="360"/>
+      </w:pPr>
+      <w:rPr>
+        <w:rFonts w:ascii="Wingdings" w:hAnsi="Wingdings" w:hint="default"/>
+        <w:sz w:val="20"/>
+      </w:rPr>
+    </w:lvl>
+    <w:lvl w:ilvl="8" w:tentative="1">
+      <w:start w:val="1"/>
+      <w:numFmt w:val="bullet"/>
+      <w:lvlText w:val=""/>
+      <w:lvlJc w:val="left"/>
+      <w:pPr>
+        <w:tabs>
+          <w:tab w:val="num" w:pos="6480"/>
+        </w:tabs>
+        <w:ind w:left="6480" w:hanging="360"/>
+      </w:pPr>
+      <w:rPr>
+        <w:rFonts w:ascii="Wingdings" w:hAnsi="Wingdings" w:hint="default"/>
+        <w:sz w:val="20"/>
+      </w:rPr>
+    </w:lvl>
+  </w:abstractNum>
+  <w:abstractNum w:abstractNumId="1" w15:restartNumberingAfterBreak="0">
     <w:nsid w:val="03032BCA"/>
     <w:multiLevelType w:val="multilevel"/>
     <w:tmpl w:val="194AA510"/>
@@ -2108,7 +3948,7 @@
       </w:rPr>
     </w:lvl>
   </w:abstractNum>
-  <w:abstractNum w:abstractNumId="1" w15:restartNumberingAfterBreak="0">
+  <w:abstractNum w:abstractNumId="2" w15:restartNumberingAfterBreak="0">
     <w:nsid w:val="14B6477F"/>
     <w:multiLevelType w:val="multilevel"/>
     <w:tmpl w:val="2C227C12"/>
@@ -2257,7 +4097,7 @@
       </w:rPr>
     </w:lvl>
   </w:abstractNum>
-  <w:abstractNum w:abstractNumId="2" w15:restartNumberingAfterBreak="0">
+  <w:abstractNum w:abstractNumId="3" w15:restartNumberingAfterBreak="0">
     <w:nsid w:val="19686DD6"/>
     <w:multiLevelType w:val="multilevel"/>
     <w:tmpl w:val="DF60F6DE"/>
@@ -2406,7 +4246,269 @@
       </w:rPr>
     </w:lvl>
   </w:abstractNum>
-  <w:abstractNum w:abstractNumId="3" w15:restartNumberingAfterBreak="0">
+  <w:abstractNum w:abstractNumId="4" w15:restartNumberingAfterBreak="0">
+    <w:nsid w:val="25AE2EDF"/>
+    <w:multiLevelType w:val="multilevel"/>
+    <w:tmpl w:val="D2FEE604"/>
+    <w:lvl w:ilvl="0">
+      <w:start w:val="1"/>
+      <w:numFmt w:val="decimal"/>
+      <w:lvlText w:val="%1."/>
+      <w:lvlJc w:val="left"/>
+      <w:pPr>
+        <w:tabs>
+          <w:tab w:val="num" w:pos="720"/>
+        </w:tabs>
+        <w:ind w:left="720" w:hanging="360"/>
+      </w:pPr>
+    </w:lvl>
+    <w:lvl w:ilvl="1" w:tentative="1">
+      <w:start w:val="1"/>
+      <w:numFmt w:val="decimal"/>
+      <w:lvlText w:val="%2."/>
+      <w:lvlJc w:val="left"/>
+      <w:pPr>
+        <w:tabs>
+          <w:tab w:val="num" w:pos="1440"/>
+        </w:tabs>
+        <w:ind w:left="1440" w:hanging="360"/>
+      </w:pPr>
+    </w:lvl>
+    <w:lvl w:ilvl="2" w:tentative="1">
+      <w:start w:val="1"/>
+      <w:numFmt w:val="decimal"/>
+      <w:lvlText w:val="%3."/>
+      <w:lvlJc w:val="left"/>
+      <w:pPr>
+        <w:tabs>
+          <w:tab w:val="num" w:pos="2160"/>
+        </w:tabs>
+        <w:ind w:left="2160" w:hanging="360"/>
+      </w:pPr>
+    </w:lvl>
+    <w:lvl w:ilvl="3" w:tentative="1">
+      <w:start w:val="1"/>
+      <w:numFmt w:val="decimal"/>
+      <w:lvlText w:val="%4."/>
+      <w:lvlJc w:val="left"/>
+      <w:pPr>
+        <w:tabs>
+          <w:tab w:val="num" w:pos="2880"/>
+        </w:tabs>
+        <w:ind w:left="2880" w:hanging="360"/>
+      </w:pPr>
+    </w:lvl>
+    <w:lvl w:ilvl="4" w:tentative="1">
+      <w:start w:val="1"/>
+      <w:numFmt w:val="decimal"/>
+      <w:lvlText w:val="%5."/>
+      <w:lvlJc w:val="left"/>
+      <w:pPr>
+        <w:tabs>
+          <w:tab w:val="num" w:pos="3600"/>
+        </w:tabs>
+        <w:ind w:left="3600" w:hanging="360"/>
+      </w:pPr>
+    </w:lvl>
+    <w:lvl w:ilvl="5" w:tentative="1">
+      <w:start w:val="1"/>
+      <w:numFmt w:val="decimal"/>
+      <w:lvlText w:val="%6."/>
+      <w:lvlJc w:val="left"/>
+      <w:pPr>
+        <w:tabs>
+          <w:tab w:val="num" w:pos="4320"/>
+        </w:tabs>
+        <w:ind w:left="4320" w:hanging="360"/>
+      </w:pPr>
+    </w:lvl>
+    <w:lvl w:ilvl="6" w:tentative="1">
+      <w:start w:val="1"/>
+      <w:numFmt w:val="decimal"/>
+      <w:lvlText w:val="%7."/>
+      <w:lvlJc w:val="left"/>
+      <w:pPr>
+        <w:tabs>
+          <w:tab w:val="num" w:pos="5040"/>
+        </w:tabs>
+        <w:ind w:left="5040" w:hanging="360"/>
+      </w:pPr>
+    </w:lvl>
+    <w:lvl w:ilvl="7" w:tentative="1">
+      <w:start w:val="1"/>
+      <w:numFmt w:val="decimal"/>
+      <w:lvlText w:val="%8."/>
+      <w:lvlJc w:val="left"/>
+      <w:pPr>
+        <w:tabs>
+          <w:tab w:val="num" w:pos="5760"/>
+        </w:tabs>
+        <w:ind w:left="5760" w:hanging="360"/>
+      </w:pPr>
+    </w:lvl>
+    <w:lvl w:ilvl="8" w:tentative="1">
+      <w:start w:val="1"/>
+      <w:numFmt w:val="decimal"/>
+      <w:lvlText w:val="%9."/>
+      <w:lvlJc w:val="left"/>
+      <w:pPr>
+        <w:tabs>
+          <w:tab w:val="num" w:pos="6480"/>
+        </w:tabs>
+        <w:ind w:left="6480" w:hanging="360"/>
+      </w:pPr>
+    </w:lvl>
+  </w:abstractNum>
+  <w:abstractNum w:abstractNumId="5" w15:restartNumberingAfterBreak="0">
+    <w:nsid w:val="2BE401E9"/>
+    <w:multiLevelType w:val="multilevel"/>
+    <w:tmpl w:val="F74019A6"/>
+    <w:lvl w:ilvl="0">
+      <w:start w:val="1"/>
+      <w:numFmt w:val="bullet"/>
+      <w:lvlText w:val=""/>
+      <w:lvlJc w:val="left"/>
+      <w:pPr>
+        <w:tabs>
+          <w:tab w:val="num" w:pos="720"/>
+        </w:tabs>
+        <w:ind w:left="720" w:hanging="360"/>
+      </w:pPr>
+      <w:rPr>
+        <w:rFonts w:ascii="Symbol" w:hAnsi="Symbol" w:hint="default"/>
+        <w:sz w:val="20"/>
+      </w:rPr>
+    </w:lvl>
+    <w:lvl w:ilvl="1">
+      <w:start w:val="1"/>
+      <w:numFmt w:val="bullet"/>
+      <w:lvlText w:val="o"/>
+      <w:lvlJc w:val="left"/>
+      <w:pPr>
+        <w:tabs>
+          <w:tab w:val="num" w:pos="1440"/>
+        </w:tabs>
+        <w:ind w:left="1440" w:hanging="360"/>
+      </w:pPr>
+      <w:rPr>
+        <w:rFonts w:ascii="Courier New" w:hAnsi="Courier New" w:hint="default"/>
+        <w:sz w:val="20"/>
+      </w:rPr>
+    </w:lvl>
+    <w:lvl w:ilvl="2" w:tentative="1">
+      <w:start w:val="1"/>
+      <w:numFmt w:val="bullet"/>
+      <w:lvlText w:val=""/>
+      <w:lvlJc w:val="left"/>
+      <w:pPr>
+        <w:tabs>
+          <w:tab w:val="num" w:pos="2160"/>
+        </w:tabs>
+        <w:ind w:left="2160" w:hanging="360"/>
+      </w:pPr>
+      <w:rPr>
+        <w:rFonts w:ascii="Wingdings" w:hAnsi="Wingdings" w:hint="default"/>
+        <w:sz w:val="20"/>
+      </w:rPr>
+    </w:lvl>
+    <w:lvl w:ilvl="3" w:tentative="1">
+      <w:start w:val="1"/>
+      <w:numFmt w:val="bullet"/>
+      <w:lvlText w:val=""/>
+      <w:lvlJc w:val="left"/>
+      <w:pPr>
+        <w:tabs>
+          <w:tab w:val="num" w:pos="2880"/>
+        </w:tabs>
+        <w:ind w:left="2880" w:hanging="360"/>
+      </w:pPr>
+      <w:rPr>
+        <w:rFonts w:ascii="Wingdings" w:hAnsi="Wingdings" w:hint="default"/>
+        <w:sz w:val="20"/>
+      </w:rPr>
+    </w:lvl>
+    <w:lvl w:ilvl="4" w:tentative="1">
+      <w:start w:val="1"/>
+      <w:numFmt w:val="bullet"/>
+      <w:lvlText w:val=""/>
+      <w:lvlJc w:val="left"/>
+      <w:pPr>
+        <w:tabs>
+          <w:tab w:val="num" w:pos="3600"/>
+        </w:tabs>
+        <w:ind w:left="3600" w:hanging="360"/>
+      </w:pPr>
+      <w:rPr>
+        <w:rFonts w:ascii="Wingdings" w:hAnsi="Wingdings" w:hint="default"/>
+        <w:sz w:val="20"/>
+      </w:rPr>
+    </w:lvl>
+    <w:lvl w:ilvl="5" w:tentative="1">
+      <w:start w:val="1"/>
+      <w:numFmt w:val="bullet"/>
+      <w:lvlText w:val=""/>
+      <w:lvlJc w:val="left"/>
+      <w:pPr>
+        <w:tabs>
+          <w:tab w:val="num" w:pos="4320"/>
+        </w:tabs>
+        <w:ind w:left="4320" w:hanging="360"/>
+      </w:pPr>
+      <w:rPr>
+        <w:rFonts w:ascii="Wingdings" w:hAnsi="Wingdings" w:hint="default"/>
+        <w:sz w:val="20"/>
+      </w:rPr>
+    </w:lvl>
+    <w:lvl w:ilvl="6" w:tentative="1">
+      <w:start w:val="1"/>
+      <w:numFmt w:val="bullet"/>
+      <w:lvlText w:val=""/>
+      <w:lvlJc w:val="left"/>
+      <w:pPr>
+        <w:tabs>
+          <w:tab w:val="num" w:pos="5040"/>
+        </w:tabs>
+        <w:ind w:left="5040" w:hanging="360"/>
+      </w:pPr>
+      <w:rPr>
+        <w:rFonts w:ascii="Wingdings" w:hAnsi="Wingdings" w:hint="default"/>
+        <w:sz w:val="20"/>
+      </w:rPr>
+    </w:lvl>
+    <w:lvl w:ilvl="7" w:tentative="1">
+      <w:start w:val="1"/>
+      <w:numFmt w:val="bullet"/>
+      <w:lvlText w:val=""/>
+      <w:lvlJc w:val="left"/>
+      <w:pPr>
+        <w:tabs>
+          <w:tab w:val="num" w:pos="5760"/>
+        </w:tabs>
+        <w:ind w:left="5760" w:hanging="360"/>
+      </w:pPr>
+      <w:rPr>
+        <w:rFonts w:ascii="Wingdings" w:hAnsi="Wingdings" w:hint="default"/>
+        <w:sz w:val="20"/>
+      </w:rPr>
+    </w:lvl>
+    <w:lvl w:ilvl="8" w:tentative="1">
+      <w:start w:val="1"/>
+      <w:numFmt w:val="bullet"/>
+      <w:lvlText w:val=""/>
+      <w:lvlJc w:val="left"/>
+      <w:pPr>
+        <w:tabs>
+          <w:tab w:val="num" w:pos="6480"/>
+        </w:tabs>
+        <w:ind w:left="6480" w:hanging="360"/>
+      </w:pPr>
+      <w:rPr>
+        <w:rFonts w:ascii="Wingdings" w:hAnsi="Wingdings" w:hint="default"/>
+        <w:sz w:val="20"/>
+      </w:rPr>
+    </w:lvl>
+  </w:abstractNum>
+  <w:abstractNum w:abstractNumId="6" w15:restartNumberingAfterBreak="0">
     <w:nsid w:val="2CE33F15"/>
     <w:multiLevelType w:val="multilevel"/>
     <w:tmpl w:val="92DCA954"/>
@@ -2519,7 +4621,156 @@
       </w:pPr>
     </w:lvl>
   </w:abstractNum>
-  <w:abstractNum w:abstractNumId="4" w15:restartNumberingAfterBreak="0">
+  <w:abstractNum w:abstractNumId="7" w15:restartNumberingAfterBreak="0">
+    <w:nsid w:val="2F4B1AE1"/>
+    <w:multiLevelType w:val="multilevel"/>
+    <w:tmpl w:val="AE266FB2"/>
+    <w:lvl w:ilvl="0">
+      <w:start w:val="1"/>
+      <w:numFmt w:val="bullet"/>
+      <w:lvlText w:val=""/>
+      <w:lvlJc w:val="left"/>
+      <w:pPr>
+        <w:tabs>
+          <w:tab w:val="num" w:pos="720"/>
+        </w:tabs>
+        <w:ind w:left="720" w:hanging="360"/>
+      </w:pPr>
+      <w:rPr>
+        <w:rFonts w:ascii="Symbol" w:hAnsi="Symbol" w:hint="default"/>
+        <w:sz w:val="20"/>
+      </w:rPr>
+    </w:lvl>
+    <w:lvl w:ilvl="1" w:tentative="1">
+      <w:start w:val="1"/>
+      <w:numFmt w:val="bullet"/>
+      <w:lvlText w:val="o"/>
+      <w:lvlJc w:val="left"/>
+      <w:pPr>
+        <w:tabs>
+          <w:tab w:val="num" w:pos="1440"/>
+        </w:tabs>
+        <w:ind w:left="1440" w:hanging="360"/>
+      </w:pPr>
+      <w:rPr>
+        <w:rFonts w:ascii="Courier New" w:hAnsi="Courier New" w:hint="default"/>
+        <w:sz w:val="20"/>
+      </w:rPr>
+    </w:lvl>
+    <w:lvl w:ilvl="2" w:tentative="1">
+      <w:start w:val="1"/>
+      <w:numFmt w:val="bullet"/>
+      <w:lvlText w:val=""/>
+      <w:lvlJc w:val="left"/>
+      <w:pPr>
+        <w:tabs>
+          <w:tab w:val="num" w:pos="2160"/>
+        </w:tabs>
+        <w:ind w:left="2160" w:hanging="360"/>
+      </w:pPr>
+      <w:rPr>
+        <w:rFonts w:ascii="Wingdings" w:hAnsi="Wingdings" w:hint="default"/>
+        <w:sz w:val="20"/>
+      </w:rPr>
+    </w:lvl>
+    <w:lvl w:ilvl="3" w:tentative="1">
+      <w:start w:val="1"/>
+      <w:numFmt w:val="bullet"/>
+      <w:lvlText w:val=""/>
+      <w:lvlJc w:val="left"/>
+      <w:pPr>
+        <w:tabs>
+          <w:tab w:val="num" w:pos="2880"/>
+        </w:tabs>
+        <w:ind w:left="2880" w:hanging="360"/>
+      </w:pPr>
+      <w:rPr>
+        <w:rFonts w:ascii="Wingdings" w:hAnsi="Wingdings" w:hint="default"/>
+        <w:sz w:val="20"/>
+      </w:rPr>
+    </w:lvl>
+    <w:lvl w:ilvl="4" w:tentative="1">
+      <w:start w:val="1"/>
+      <w:numFmt w:val="bullet"/>
+      <w:lvlText w:val=""/>
+      <w:lvlJc w:val="left"/>
+      <w:pPr>
+        <w:tabs>
+          <w:tab w:val="num" w:pos="3600"/>
+        </w:tabs>
+        <w:ind w:left="3600" w:hanging="360"/>
+      </w:pPr>
+      <w:rPr>
+        <w:rFonts w:ascii="Wingdings" w:hAnsi="Wingdings" w:hint="default"/>
+        <w:sz w:val="20"/>
+      </w:rPr>
+    </w:lvl>
+    <w:lvl w:ilvl="5" w:tentative="1">
+      <w:start w:val="1"/>
+      <w:numFmt w:val="bullet"/>
+      <w:lvlText w:val=""/>
+      <w:lvlJc w:val="left"/>
+      <w:pPr>
+        <w:tabs>
+          <w:tab w:val="num" w:pos="4320"/>
+        </w:tabs>
+        <w:ind w:left="4320" w:hanging="360"/>
+      </w:pPr>
+      <w:rPr>
+        <w:rFonts w:ascii="Wingdings" w:hAnsi="Wingdings" w:hint="default"/>
+        <w:sz w:val="20"/>
+      </w:rPr>
+    </w:lvl>
+    <w:lvl w:ilvl="6" w:tentative="1">
+      <w:start w:val="1"/>
+      <w:numFmt w:val="bullet"/>
+      <w:lvlText w:val=""/>
+      <w:lvlJc w:val="left"/>
+      <w:pPr>
+        <w:tabs>
+          <w:tab w:val="num" w:pos="5040"/>
+        </w:tabs>
+        <w:ind w:left="5040" w:hanging="360"/>
+      </w:pPr>
+      <w:rPr>
+        <w:rFonts w:ascii="Wingdings" w:hAnsi="Wingdings" w:hint="default"/>
+        <w:sz w:val="20"/>
+      </w:rPr>
+    </w:lvl>
+    <w:lvl w:ilvl="7" w:tentative="1">
+      <w:start w:val="1"/>
+      <w:numFmt w:val="bullet"/>
+      <w:lvlText w:val=""/>
+      <w:lvlJc w:val="left"/>
+      <w:pPr>
+        <w:tabs>
+          <w:tab w:val="num" w:pos="5760"/>
+        </w:tabs>
+        <w:ind w:left="5760" w:hanging="360"/>
+      </w:pPr>
+      <w:rPr>
+        <w:rFonts w:ascii="Wingdings" w:hAnsi="Wingdings" w:hint="default"/>
+        <w:sz w:val="20"/>
+      </w:rPr>
+    </w:lvl>
+    <w:lvl w:ilvl="8" w:tentative="1">
+      <w:start w:val="1"/>
+      <w:numFmt w:val="bullet"/>
+      <w:lvlText w:val=""/>
+      <w:lvlJc w:val="left"/>
+      <w:pPr>
+        <w:tabs>
+          <w:tab w:val="num" w:pos="6480"/>
+        </w:tabs>
+        <w:ind w:left="6480" w:hanging="360"/>
+      </w:pPr>
+      <w:rPr>
+        <w:rFonts w:ascii="Wingdings" w:hAnsi="Wingdings" w:hint="default"/>
+        <w:sz w:val="20"/>
+      </w:rPr>
+    </w:lvl>
+  </w:abstractNum>
+  <w:abstractNum w:abstractNumId="8" w15:restartNumberingAfterBreak="0">
     <w:nsid w:val="30377C19"/>
     <w:multiLevelType w:val="multilevel"/>
     <w:tmpl w:val="3BE08FE0"/>
@@ -2668,7 +4919,156 @@
       </w:rPr>
     </w:lvl>
   </w:abstractNum>
-  <w:abstractNum w:abstractNumId="5" w15:restartNumberingAfterBreak="0">
+  <w:abstractNum w:abstractNumId="9" w15:restartNumberingAfterBreak="0">
+    <w:nsid w:val="469159E0"/>
+    <w:multiLevelType w:val="multilevel"/>
+    <w:tmpl w:val="67663D34"/>
+    <w:lvl w:ilvl="0">
+      <w:start w:val="1"/>
+      <w:numFmt w:val="bullet"/>
+      <w:lvlText w:val=""/>
+      <w:lvlJc w:val="left"/>
+      <w:pPr>
+        <w:tabs>
+          <w:tab w:val="num" w:pos="720"/>
+        </w:tabs>
+        <w:ind w:left="720" w:hanging="360"/>
+      </w:pPr>
+      <w:rPr>
+        <w:rFonts w:ascii="Symbol" w:hAnsi="Symbol" w:hint="default"/>
+        <w:sz w:val="20"/>
+      </w:rPr>
+    </w:lvl>
+    <w:lvl w:ilvl="1" w:tentative="1">
+      <w:start w:val="1"/>
+      <w:numFmt w:val="bullet"/>
+      <w:lvlText w:val="o"/>
+      <w:lvlJc w:val="left"/>
+      <w:pPr>
+        <w:tabs>
+          <w:tab w:val="num" w:pos="1440"/>
+        </w:tabs>
+        <w:ind w:left="1440" w:hanging="360"/>
+      </w:pPr>
+      <w:rPr>
+        <w:rFonts w:ascii="Courier New" w:hAnsi="Courier New" w:hint="default"/>
+        <w:sz w:val="20"/>
+      </w:rPr>
+    </w:lvl>
+    <w:lvl w:ilvl="2" w:tentative="1">
+      <w:start w:val="1"/>
+      <w:numFmt w:val="bullet"/>
+      <w:lvlText w:val=""/>
+      <w:lvlJc w:val="left"/>
+      <w:pPr>
+        <w:tabs>
+          <w:tab w:val="num" w:pos="2160"/>
+        </w:tabs>
+        <w:ind w:left="2160" w:hanging="360"/>
+      </w:pPr>
+      <w:rPr>
+        <w:rFonts w:ascii="Wingdings" w:hAnsi="Wingdings" w:hint="default"/>
+        <w:sz w:val="20"/>
+      </w:rPr>
+    </w:lvl>
+    <w:lvl w:ilvl="3" w:tentative="1">
+      <w:start w:val="1"/>
+      <w:numFmt w:val="bullet"/>
+      <w:lvlText w:val=""/>
+      <w:lvlJc w:val="left"/>
+      <w:pPr>
+        <w:tabs>
+          <w:tab w:val="num" w:pos="2880"/>
+        </w:tabs>
+        <w:ind w:left="2880" w:hanging="360"/>
+      </w:pPr>
+      <w:rPr>
+        <w:rFonts w:ascii="Wingdings" w:hAnsi="Wingdings" w:hint="default"/>
+        <w:sz w:val="20"/>
+      </w:rPr>
+    </w:lvl>
+    <w:lvl w:ilvl="4" w:tentative="1">
+      <w:start w:val="1"/>
+      <w:numFmt w:val="bullet"/>
+      <w:lvlText w:val=""/>
+      <w:lvlJc w:val="left"/>
+      <w:pPr>
+        <w:tabs>
+          <w:tab w:val="num" w:pos="3600"/>
+        </w:tabs>
+        <w:ind w:left="3600" w:hanging="360"/>
+      </w:pPr>
+      <w:rPr>
+        <w:rFonts w:ascii="Wingdings" w:hAnsi="Wingdings" w:hint="default"/>
+        <w:sz w:val="20"/>
+      </w:rPr>
+    </w:lvl>
+    <w:lvl w:ilvl="5" w:tentative="1">
+      <w:start w:val="1"/>
+      <w:numFmt w:val="bullet"/>
+      <w:lvlText w:val=""/>
+      <w:lvlJc w:val="left"/>
+      <w:pPr>
+        <w:tabs>
+          <w:tab w:val="num" w:pos="4320"/>
+        </w:tabs>
+        <w:ind w:left="4320" w:hanging="360"/>
+      </w:pPr>
+      <w:rPr>
+        <w:rFonts w:ascii="Wingdings" w:hAnsi="Wingdings" w:hint="default"/>
+        <w:sz w:val="20"/>
+      </w:rPr>
+    </w:lvl>
+    <w:lvl w:ilvl="6" w:tentative="1">
+      <w:start w:val="1"/>
+      <w:numFmt w:val="bullet"/>
+      <w:lvlText w:val=""/>
+      <w:lvlJc w:val="left"/>
+      <w:pPr>
+        <w:tabs>
+          <w:tab w:val="num" w:pos="5040"/>
+        </w:tabs>
+        <w:ind w:left="5040" w:hanging="360"/>
+      </w:pPr>
+      <w:rPr>
+        <w:rFonts w:ascii="Wingdings" w:hAnsi="Wingdings" w:hint="default"/>
+        <w:sz w:val="20"/>
+      </w:rPr>
+    </w:lvl>
+    <w:lvl w:ilvl="7" w:tentative="1">
+      <w:start w:val="1"/>
+      <w:numFmt w:val="bullet"/>
+      <w:lvlText w:val=""/>
+      <w:lvlJc w:val="left"/>
+      <w:pPr>
+        <w:tabs>
+          <w:tab w:val="num" w:pos="5760"/>
+        </w:tabs>
+        <w:ind w:left="5760" w:hanging="360"/>
+      </w:pPr>
+      <w:rPr>
+        <w:rFonts w:ascii="Wingdings" w:hAnsi="Wingdings" w:hint="default"/>
+        <w:sz w:val="20"/>
+      </w:rPr>
+    </w:lvl>
+    <w:lvl w:ilvl="8" w:tentative="1">
+      <w:start w:val="1"/>
+      <w:numFmt w:val="bullet"/>
+      <w:lvlText w:val=""/>
+      <w:lvlJc w:val="left"/>
+      <w:pPr>
+        <w:tabs>
+          <w:tab w:val="num" w:pos="6480"/>
+        </w:tabs>
+        <w:ind w:left="6480" w:hanging="360"/>
+      </w:pPr>
+      <w:rPr>
+        <w:rFonts w:ascii="Wingdings" w:hAnsi="Wingdings" w:hint="default"/>
+        <w:sz w:val="20"/>
+      </w:rPr>
+    </w:lvl>
+  </w:abstractNum>
+  <w:abstractNum w:abstractNumId="10" w15:restartNumberingAfterBreak="0">
     <w:nsid w:val="4F152649"/>
     <w:multiLevelType w:val="multilevel"/>
     <w:tmpl w:val="E1A4FD62"/>
@@ -2817,7 +5217,7 @@
       </w:rPr>
     </w:lvl>
   </w:abstractNum>
-  <w:abstractNum w:abstractNumId="6" w15:restartNumberingAfterBreak="0">
+  <w:abstractNum w:abstractNumId="11" w15:restartNumberingAfterBreak="0">
     <w:nsid w:val="4F4853BC"/>
     <w:multiLevelType w:val="multilevel"/>
     <w:tmpl w:val="2DA0B73A"/>
@@ -2966,7 +5366,7 @@
       </w:rPr>
     </w:lvl>
   </w:abstractNum>
-  <w:abstractNum w:abstractNumId="7" w15:restartNumberingAfterBreak="0">
+  <w:abstractNum w:abstractNumId="12" w15:restartNumberingAfterBreak="0">
     <w:nsid w:val="50F17052"/>
     <w:multiLevelType w:val="multilevel"/>
     <w:tmpl w:val="A15A8620"/>
@@ -3115,7 +5515,7 @@
       </w:rPr>
     </w:lvl>
   </w:abstractNum>
-  <w:abstractNum w:abstractNumId="8" w15:restartNumberingAfterBreak="0">
+  <w:abstractNum w:abstractNumId="13" w15:restartNumberingAfterBreak="0">
     <w:nsid w:val="525C664B"/>
     <w:multiLevelType w:val="multilevel"/>
     <w:tmpl w:val="4EE0670C"/>
@@ -3228,7 +5628,7 @@
       </w:pPr>
     </w:lvl>
   </w:abstractNum>
-  <w:abstractNum w:abstractNumId="9" w15:restartNumberingAfterBreak="0">
+  <w:abstractNum w:abstractNumId="14" w15:restartNumberingAfterBreak="0">
     <w:nsid w:val="58707FDB"/>
     <w:multiLevelType w:val="multilevel"/>
     <w:tmpl w:val="85407F62"/>
@@ -3377,7 +5777,7 @@
       </w:rPr>
     </w:lvl>
   </w:abstractNum>
-  <w:abstractNum w:abstractNumId="10" w15:restartNumberingAfterBreak="0">
+  <w:abstractNum w:abstractNumId="15" w15:restartNumberingAfterBreak="0">
     <w:nsid w:val="6CE975EF"/>
     <w:multiLevelType w:val="multilevel"/>
     <w:tmpl w:val="51C8D958"/>
@@ -3526,7 +5926,7 @@
       </w:rPr>
     </w:lvl>
   </w:abstractNum>
-  <w:abstractNum w:abstractNumId="11" w15:restartNumberingAfterBreak="0">
+  <w:abstractNum w:abstractNumId="16" w15:restartNumberingAfterBreak="0">
     <w:nsid w:val="767C4447"/>
     <w:multiLevelType w:val="multilevel"/>
     <w:tmpl w:val="412A7E46"/>
@@ -3676,40 +6076,55 @@
     </w:lvl>
   </w:abstractNum>
   <w:num w:numId="1">
+    <w:abstractNumId w:val="2"/>
+  </w:num>
+  <w:num w:numId="2">
+    <w:abstractNumId w:val="3"/>
+  </w:num>
+  <w:num w:numId="3">
+    <w:abstractNumId w:val="8"/>
+  </w:num>
+  <w:num w:numId="4">
+    <w:abstractNumId w:val="16"/>
+  </w:num>
+  <w:num w:numId="5">
+    <w:abstractNumId w:val="12"/>
+  </w:num>
+  <w:num w:numId="6">
     <w:abstractNumId w:val="1"/>
   </w:num>
-  <w:num w:numId="2">
-    <w:abstractNumId w:val="2"/>
+  <w:num w:numId="7">
+    <w:abstractNumId w:val="15"/>
   </w:num>
-  <w:num w:numId="3">
-    <w:abstractNumId w:val="4"/>
+  <w:num w:numId="8">
+    <w:abstractNumId w:val="14"/>
   </w:num>
-  <w:num w:numId="4">
+  <w:num w:numId="9">
+    <w:abstractNumId w:val="6"/>
+  </w:num>
+  <w:num w:numId="10">
     <w:abstractNumId w:val="11"/>
   </w:num>
-  <w:num w:numId="5">
+  <w:num w:numId="11">
+    <w:abstractNumId w:val="13"/>
+  </w:num>
+  <w:num w:numId="12">
+    <w:abstractNumId w:val="10"/>
+  </w:num>
+  <w:num w:numId="13">
+    <w:abstractNumId w:val="0"/>
+  </w:num>
+  <w:num w:numId="14">
+    <w:abstractNumId w:val="5"/>
+  </w:num>
+  <w:num w:numId="15">
     <w:abstractNumId w:val="7"/>
   </w:num>
-  <w:num w:numId="6">
-    <w:abstractNumId w:val="0"/>
-  </w:num>
-  <w:num w:numId="7">
-    <w:abstractNumId w:val="10"/>
-  </w:num>
-  <w:num w:numId="8">
+  <w:num w:numId="16">
     <w:abstractNumId w:val="9"/>
   </w:num>
-  <w:num w:numId="9">
-    <w:abstractNumId w:val="3"/>
-  </w:num>
-  <w:num w:numId="10">
-    <w:abstractNumId w:val="6"/>
-  </w:num>
-  <w:num w:numId="11">
-    <w:abstractNumId w:val="8"/>
-  </w:num>
-  <w:num w:numId="12">
-    <w:abstractNumId w:val="5"/>
+  <w:num w:numId="17">
+    <w:abstractNumId w:val="4"/>
   </w:num>
 </w:numbering>
 </file>
@@ -4108,9 +6523,29 @@
     <w:name w:val="Normal"/>
     <w:qFormat/>
   </w:style>
+  <w:style w:type="paragraph" w:styleId="Ttulo3">
+    <w:name w:val="heading 3"/>
+    <w:basedOn w:val="Normal"/>
+    <w:link w:val="Ttulo3Car"/>
+    <w:uiPriority w:val="9"/>
+    <w:qFormat/>
+    <w:rsid w:val="003B48BA"/>
+    <w:pPr>
+      <w:spacing w:before="100" w:beforeAutospacing="1" w:after="100" w:afterAutospacing="1" w:line="240" w:lineRule="auto"/>
+      <w:outlineLvl w:val="2"/>
+    </w:pPr>
+    <w:rPr>
+      <w:rFonts w:ascii="Times New Roman" w:eastAsia="Times New Roman" w:hAnsi="Times New Roman" w:cs="Times New Roman"/>
+      <w:b/>
+      <w:bCs/>
+      <w:sz w:val="27"/>
+      <w:szCs w:val="27"/>
+    </w:rPr>
+  </w:style>
   <w:style w:type="character" w:default="1" w:styleId="Fuentedeprrafopredeter">
     <w:name w:val="Default Paragraph Font"/>
     <w:uiPriority w:val="1"/>
+    <w:semiHidden/>
     <w:unhideWhenUsed/>
   </w:style>
   <w:style w:type="table" w:default="1" w:styleId="Tablanormal">
@@ -4133,6 +6568,49 @@
     <w:uiPriority w:val="99"/>
     <w:semiHidden/>
     <w:unhideWhenUsed/>
+  </w:style>
+  <w:style w:type="character" w:customStyle="1" w:styleId="Ttulo3Car">
+    <w:name w:val="Título 3 Car"/>
+    <w:basedOn w:val="Fuentedeprrafopredeter"/>
+    <w:link w:val="Ttulo3"/>
+    <w:uiPriority w:val="9"/>
+    <w:rsid w:val="003B48BA"/>
+    <w:rPr>
+      <w:rFonts w:ascii="Times New Roman" w:eastAsia="Times New Roman" w:hAnsi="Times New Roman" w:cs="Times New Roman"/>
+      <w:b/>
+      <w:bCs/>
+      <w:sz w:val="27"/>
+      <w:szCs w:val="27"/>
+    </w:rPr>
+  </w:style>
+  <w:style w:type="paragraph" w:styleId="NormalWeb">
+    <w:name w:val="Normal (Web)"/>
+    <w:basedOn w:val="Normal"/>
+    <w:uiPriority w:val="99"/>
+    <w:semiHidden/>
+    <w:unhideWhenUsed/>
+    <w:rsid w:val="003B48BA"/>
+    <w:pPr>
+      <w:spacing w:before="100" w:beforeAutospacing="1" w:after="100" w:afterAutospacing="1" w:line="240" w:lineRule="auto"/>
+    </w:pPr>
+    <w:rPr>
+      <w:rFonts w:ascii="Times New Roman" w:eastAsia="Times New Roman" w:hAnsi="Times New Roman" w:cs="Times New Roman"/>
+      <w:sz w:val="24"/>
+      <w:szCs w:val="24"/>
+    </w:rPr>
+  </w:style>
+  <w:style w:type="character" w:styleId="CdigoHTML">
+    <w:name w:val="HTML Code"/>
+    <w:basedOn w:val="Fuentedeprrafopredeter"/>
+    <w:uiPriority w:val="99"/>
+    <w:semiHidden/>
+    <w:unhideWhenUsed/>
+    <w:rsid w:val="003B48BA"/>
+    <w:rPr>
+      <w:rFonts w:ascii="Courier New" w:eastAsia="Times New Roman" w:hAnsi="Courier New" w:cs="Courier New"/>
+      <w:sz w:val="20"/>
+      <w:szCs w:val="20"/>
+    </w:rPr>
   </w:style>
 </w:styles>
 </file>
